--- a/doc/串口屏控制协议_淘晶驰.docx
+++ b/doc/串口屏控制协议_淘晶驰.docx
@@ -23,7 +23,7 @@
           <w:rFonts w:ascii="微软雅黑" w:hAnsi="微软雅黑" w:eastAsia="微软雅黑"/>
           <w:sz w:val="20"/>
         </w:rPr>
-        <w:t>2026 安路赛题一 · 基于 EG4S20 的 HDMI 多媒体播放系统 · 生成于 2026-09-11</w:t>
+        <w:t>2026 安路赛题一 · 基于 EG4S20 的 HDMI 多媒体播放系统 · 生成于 2026-09-12</w:t>
       </w:r>
     </w:p>
     <w:p>
@@ -46,7 +46,23 @@
           <w:b w:val="0"/>
           <w:sz w:val="20"/>
         </w:rPr>
-        <w:t xml:space="preserve">板载 Type-C 串口屏经 UART 成为主控制面，替代 </w:t>
+        <w:t>串口屏经 UART（</w:t>
+      </w:r>
+      <w:r>
+        <w:rPr>
+          <w:rFonts w:ascii="微软雅黑" w:hAnsi="微软雅黑" w:eastAsia="微软雅黑"/>
+          <w:b/>
+          <w:sz w:val="20"/>
+        </w:rPr>
+        <w:t>J1 40-pin 排针 TTL 飞线</w:t>
+      </w:r>
+      <w:r>
+        <w:rPr>
+          <w:rFonts w:ascii="微软雅黑" w:hAnsi="微软雅黑" w:eastAsia="微软雅黑"/>
+          <w:b w:val="0"/>
+          <w:sz w:val="20"/>
+        </w:rPr>
+        <w:t xml:space="preserve">，见下面「接线」）成为主控制面，替代 </w:t>
       </w:r>
       <w:r>
         <w:rPr>
@@ -380,6 +396,675 @@
       </w:pPr>
       <w:r>
         <w:t>接线</w:t>
+      </w:r>
+    </w:p>
+    <w:p>
+      <w:pPr>
+        <w:spacing w:before="60" w:after="60"/>
+      </w:pPr>
+      <w:r>
+        <w:rPr>
+          <w:rFonts w:ascii="微软雅黑" w:hAnsi="微软雅黑" w:eastAsia="微软雅黑"/>
+          <w:b/>
+          <w:sz w:val="20"/>
+        </w:rPr>
+        <w:t>当前接法：J1 40-pin 排针 TTL 飞线</w:t>
+      </w:r>
+      <w:r>
+        <w:rPr>
+          <w:rFonts w:ascii="微软雅黑" w:hAnsi="微软雅黑" w:eastAsia="微软雅黑"/>
+          <w:b w:val="0"/>
+          <w:sz w:val="20"/>
+        </w:rPr>
+        <w:t>（</w:t>
+      </w:r>
+      <w:r>
+        <w:rPr>
+          <w:rFonts w:ascii="Consolas" w:hAnsi="Consolas" w:eastAsia="微软雅黑"/>
+          <w:b w:val="0"/>
+          <w:sz w:val="20"/>
+        </w:rPr>
+        <w:t>pin.adc:52-53</w:t>
+      </w:r>
+      <w:r>
+        <w:rPr>
+          <w:rFonts w:ascii="微软雅黑" w:hAnsi="微软雅黑" w:eastAsia="微软雅黑"/>
+          <w:b w:val="0"/>
+          <w:sz w:val="20"/>
+        </w:rPr>
+        <w:t>），</w:t>
+      </w:r>
+      <w:r>
+        <w:rPr>
+          <w:rFonts w:ascii="微软雅黑" w:hAnsi="微软雅黑" w:eastAsia="微软雅黑"/>
+          <w:b/>
+          <w:sz w:val="20"/>
+        </w:rPr>
+        <w:t>已上板验证通过（2026-09-11）</w:t>
+      </w:r>
+      <w:r>
+        <w:rPr>
+          <w:rFonts w:ascii="微软雅黑" w:hAnsi="微软雅黑" w:eastAsia="微软雅黑"/>
+          <w:b w:val="0"/>
+          <w:sz w:val="20"/>
+        </w:rPr>
+        <w:t>——挪到这条路之后，串口屏发出的命令能控制 FPGA。</w:t>
+      </w:r>
+      <w:r>
+        <w:rPr>
+          <w:rFonts w:ascii="Consolas" w:hAnsi="Consolas" w:eastAsia="微软雅黑"/>
+          <w:b w:val="0"/>
+          <w:sz w:val="20"/>
+        </w:rPr>
+        <w:t>uart_rx = D14</w:t>
+      </w:r>
+      <w:r>
+        <w:rPr>
+          <w:rFonts w:ascii="微软雅黑" w:hAnsi="微软雅黑" w:eastAsia="微软雅黑"/>
+          <w:b w:val="0"/>
+          <w:sz w:val="20"/>
+        </w:rPr>
+        <w:t>（J1 pin1，FPGA 输入，</w:t>
+      </w:r>
+      <w:r>
+        <w:rPr>
+          <w:rFonts w:ascii="Consolas" w:hAnsi="Consolas" w:eastAsia="微软雅黑"/>
+          <w:b w:val="0"/>
+          <w:sz w:val="20"/>
+        </w:rPr>
+        <w:t>PULLUP</w:t>
+      </w:r>
+      <w:r>
+        <w:rPr>
+          <w:rFonts w:ascii="微软雅黑" w:hAnsi="微软雅黑" w:eastAsia="微软雅黑"/>
+          <w:b w:val="0"/>
+          <w:sz w:val="20"/>
+        </w:rPr>
+        <w:t>）、</w:t>
+      </w:r>
+      <w:r>
+        <w:rPr>
+          <w:rFonts w:ascii="Consolas" w:hAnsi="Consolas" w:eastAsia="微软雅黑"/>
+          <w:b w:val="0"/>
+          <w:sz w:val="20"/>
+        </w:rPr>
+        <w:t>uart_tx = G11</w:t>
+      </w:r>
+      <w:r>
+        <w:rPr>
+          <w:rFonts w:ascii="微软雅黑" w:hAnsi="微软雅黑" w:eastAsia="微软雅黑"/>
+          <w:b w:val="0"/>
+          <w:sz w:val="20"/>
+        </w:rPr>
+        <w:t>（J1 pin2，FPGA 输出），LVCMOS33。屏幕用背面 4P TTL 座的杜邦线直连：</w:t>
+      </w:r>
+    </w:p>
+    <w:tbl>
+      <w:tblPr>
+        <w:tblStyle w:val="TableGrid"/>
+        <w:tblW w:type="auto" w:w="0"/>
+        <w:jc w:val="center"/>
+        <w:tblLayout w:type="fixed"/>
+        <w:tblLook w:firstColumn="1" w:firstRow="1" w:lastColumn="0" w:lastRow="0" w:noHBand="0" w:noVBand="1" w:val="04A0"/>
+        <w:tblLayout w:type="fixed"/>
+      </w:tblPr>
+      <w:tblGrid>
+        <w:gridCol w:w="3812"/>
+        <w:gridCol w:w="3812"/>
+        <w:gridCol w:w="3812"/>
+        <w:gridCol w:w="3812"/>
+      </w:tblGrid>
+      <w:tr>
+        <w:trPr>
+          <w:tblHeader w:val="true"/>
+        </w:trPr>
+        <w:tc>
+          <w:tcPr>
+            <w:tcW w:type="dxa" w:w="1047"/>
+            <w:shd w:val="clear" w:color="auto" w:fill="DCE6F1"/>
+          </w:tcPr>
+          <w:p>
+            <w:pPr>
+              <w:spacing w:before="20" w:after="20"/>
+            </w:pPr>
+            <w:r>
+              <w:rPr>
+                <w:rFonts w:ascii="微软雅黑" w:hAnsi="微软雅黑" w:eastAsia="微软雅黑"/>
+                <w:b/>
+                <w:sz w:val="17"/>
+              </w:rPr>
+              <w:t>屏幕 4P</w:t>
+            </w:r>
+          </w:p>
+        </w:tc>
+        <w:tc>
+          <w:tcPr>
+            <w:tcW w:type="dxa" w:w="897"/>
+            <w:shd w:val="clear" w:color="auto" w:fill="DCE6F1"/>
+          </w:tcPr>
+          <w:p>
+            <w:pPr>
+              <w:spacing w:before="20" w:after="20"/>
+            </w:pPr>
+            <w:r>
+              <w:rPr>
+                <w:rFonts w:ascii="微软雅黑" w:hAnsi="微软雅黑" w:eastAsia="微软雅黑"/>
+                <w:b/>
+                <w:sz w:val="17"/>
+              </w:rPr>
+              <w:t>方向</w:t>
+            </w:r>
+          </w:p>
+        </w:tc>
+        <w:tc>
+          <w:tcPr>
+            <w:tcW w:type="dxa" w:w="3140"/>
+            <w:shd w:val="clear" w:color="auto" w:fill="DCE6F1"/>
+          </w:tcPr>
+          <w:p>
+            <w:pPr>
+              <w:spacing w:before="20" w:after="20"/>
+            </w:pPr>
+            <w:r>
+              <w:rPr>
+                <w:rFonts w:ascii="微软雅黑" w:hAnsi="微软雅黑" w:eastAsia="微软雅黑"/>
+                <w:b/>
+                <w:sz w:val="17"/>
+              </w:rPr>
+              <w:t>J1</w:t>
+            </w:r>
+          </w:p>
+        </w:tc>
+        <w:tc>
+          <w:tcPr>
+            <w:tcW w:type="dxa" w:w="10167"/>
+            <w:shd w:val="clear" w:color="auto" w:fill="DCE6F1"/>
+          </w:tcPr>
+          <w:p>
+            <w:pPr>
+              <w:spacing w:before="20" w:after="20"/>
+            </w:pPr>
+            <w:r>
+              <w:rPr>
+                <w:rFonts w:ascii="微软雅黑" w:hAnsi="微软雅黑" w:eastAsia="微软雅黑"/>
+                <w:b/>
+                <w:sz w:val="17"/>
+              </w:rPr>
+              <w:t>说明</w:t>
+            </w:r>
+          </w:p>
+        </w:tc>
+      </w:tr>
+      <w:tr>
+        <w:tc>
+          <w:tcPr>
+            <w:tcW w:type="dxa" w:w="1047"/>
+          </w:tcPr>
+          <w:p>
+            <w:pPr>
+              <w:spacing w:before="20" w:after="20"/>
+            </w:pPr>
+            <w:r>
+              <w:rPr>
+                <w:rFonts w:ascii="Consolas" w:hAnsi="Consolas" w:eastAsia="微软雅黑"/>
+                <w:b w:val="0"/>
+                <w:sz w:val="17"/>
+              </w:rPr>
+              <w:t>TX</w:t>
+            </w:r>
+          </w:p>
+        </w:tc>
+        <w:tc>
+          <w:tcPr>
+            <w:tcW w:type="dxa" w:w="897"/>
+          </w:tcPr>
+          <w:p>
+            <w:pPr>
+              <w:spacing w:before="20" w:after="20"/>
+            </w:pPr>
+            <w:r>
+              <w:rPr>
+                <w:rFonts w:ascii="微软雅黑" w:hAnsi="微软雅黑" w:eastAsia="微软雅黑"/>
+                <w:b w:val="0"/>
+                <w:sz w:val="17"/>
+              </w:rPr>
+              <w:t>→</w:t>
+            </w:r>
+          </w:p>
+        </w:tc>
+        <w:tc>
+          <w:tcPr>
+            <w:tcW w:type="dxa" w:w="3140"/>
+          </w:tcPr>
+          <w:p>
+            <w:pPr>
+              <w:spacing w:before="20" w:after="20"/>
+            </w:pPr>
+            <w:r>
+              <w:rPr>
+                <w:rFonts w:ascii="微软雅黑" w:hAnsi="微软雅黑" w:eastAsia="微软雅黑"/>
+                <w:b w:val="0"/>
+                <w:sz w:val="17"/>
+              </w:rPr>
+              <w:t>pin1（</w:t>
+            </w:r>
+            <w:r>
+              <w:rPr>
+                <w:rFonts w:ascii="Consolas" w:hAnsi="Consolas" w:eastAsia="微软雅黑"/>
+                <w:b w:val="0"/>
+                <w:sz w:val="17"/>
+              </w:rPr>
+              <w:t>D14</w:t>
+            </w:r>
+            <w:r>
+              <w:rPr>
+                <w:rFonts w:ascii="微软雅黑" w:hAnsi="微软雅黑" w:eastAsia="微软雅黑"/>
+                <w:b w:val="0"/>
+                <w:sz w:val="17"/>
+              </w:rPr>
+              <w:t xml:space="preserve"> = </w:t>
+            </w:r>
+            <w:r>
+              <w:rPr>
+                <w:rFonts w:ascii="Consolas" w:hAnsi="Consolas" w:eastAsia="微软雅黑"/>
+                <w:b w:val="0"/>
+                <w:sz w:val="17"/>
+              </w:rPr>
+              <w:t>uart_rx</w:t>
+            </w:r>
+            <w:r>
+              <w:rPr>
+                <w:rFonts w:ascii="微软雅黑" w:hAnsi="微软雅黑" w:eastAsia="微软雅黑"/>
+                <w:b w:val="0"/>
+                <w:sz w:val="17"/>
+              </w:rPr>
+              <w:t>）</w:t>
+            </w:r>
+          </w:p>
+        </w:tc>
+        <w:tc>
+          <w:tcPr>
+            <w:tcW w:type="dxa" w:w="10167"/>
+          </w:tcPr>
+          <w:p>
+            <w:pPr>
+              <w:spacing w:before="20" w:after="20"/>
+            </w:pPr>
+            <w:r>
+              <w:rPr>
+                <w:rFonts w:ascii="微软雅黑" w:hAnsi="微软雅黑" w:eastAsia="微软雅黑"/>
+                <w:b/>
+                <w:sz w:val="17"/>
+              </w:rPr>
+              <w:t>必须交叉</w:t>
+            </w:r>
+            <w:r>
+              <w:rPr>
+                <w:rFonts w:ascii="微软雅黑" w:hAnsi="微软雅黑" w:eastAsia="微软雅黑"/>
+                <w:b w:val="0"/>
+                <w:sz w:val="17"/>
+              </w:rPr>
+              <w:t>。接反的现象和完全没接一模一样，很容易白折腾一轮</w:t>
+            </w:r>
+          </w:p>
+        </w:tc>
+      </w:tr>
+      <w:tr>
+        <w:tc>
+          <w:tcPr>
+            <w:tcW w:type="dxa" w:w="1047"/>
+            <w:shd w:val="clear" w:color="auto" w:fill="F4F6FA"/>
+          </w:tcPr>
+          <w:p>
+            <w:pPr>
+              <w:spacing w:before="20" w:after="20"/>
+            </w:pPr>
+            <w:r>
+              <w:rPr>
+                <w:rFonts w:ascii="Consolas" w:hAnsi="Consolas" w:eastAsia="微软雅黑"/>
+                <w:b w:val="0"/>
+                <w:sz w:val="17"/>
+              </w:rPr>
+              <w:t>RX</w:t>
+            </w:r>
+          </w:p>
+        </w:tc>
+        <w:tc>
+          <w:tcPr>
+            <w:tcW w:type="dxa" w:w="897"/>
+            <w:shd w:val="clear" w:color="auto" w:fill="F4F6FA"/>
+          </w:tcPr>
+          <w:p>
+            <w:pPr>
+              <w:spacing w:before="20" w:after="20"/>
+            </w:pPr>
+            <w:r>
+              <w:rPr>
+                <w:rFonts w:ascii="微软雅黑" w:hAnsi="微软雅黑" w:eastAsia="微软雅黑"/>
+                <w:b w:val="0"/>
+                <w:sz w:val="17"/>
+              </w:rPr>
+              <w:t>←</w:t>
+            </w:r>
+          </w:p>
+        </w:tc>
+        <w:tc>
+          <w:tcPr>
+            <w:tcW w:type="dxa" w:w="3140"/>
+            <w:shd w:val="clear" w:color="auto" w:fill="F4F6FA"/>
+          </w:tcPr>
+          <w:p>
+            <w:pPr>
+              <w:spacing w:before="20" w:after="20"/>
+            </w:pPr>
+            <w:r>
+              <w:rPr>
+                <w:rFonts w:ascii="微软雅黑" w:hAnsi="微软雅黑" w:eastAsia="微软雅黑"/>
+                <w:b w:val="0"/>
+                <w:sz w:val="17"/>
+              </w:rPr>
+              <w:t>pin2（</w:t>
+            </w:r>
+            <w:r>
+              <w:rPr>
+                <w:rFonts w:ascii="Consolas" w:hAnsi="Consolas" w:eastAsia="微软雅黑"/>
+                <w:b w:val="0"/>
+                <w:sz w:val="17"/>
+              </w:rPr>
+              <w:t>G11</w:t>
+            </w:r>
+            <w:r>
+              <w:rPr>
+                <w:rFonts w:ascii="微软雅黑" w:hAnsi="微软雅黑" w:eastAsia="微软雅黑"/>
+                <w:b w:val="0"/>
+                <w:sz w:val="17"/>
+              </w:rPr>
+              <w:t xml:space="preserve"> = </w:t>
+            </w:r>
+            <w:r>
+              <w:rPr>
+                <w:rFonts w:ascii="Consolas" w:hAnsi="Consolas" w:eastAsia="微软雅黑"/>
+                <w:b w:val="0"/>
+                <w:sz w:val="17"/>
+              </w:rPr>
+              <w:t>uart_tx</w:t>
+            </w:r>
+            <w:r>
+              <w:rPr>
+                <w:rFonts w:ascii="微软雅黑" w:hAnsi="微软雅黑" w:eastAsia="微软雅黑"/>
+                <w:b w:val="0"/>
+                <w:sz w:val="17"/>
+              </w:rPr>
+              <w:t>）</w:t>
+            </w:r>
+          </w:p>
+        </w:tc>
+        <w:tc>
+          <w:tcPr>
+            <w:tcW w:type="dxa" w:w="10167"/>
+            <w:shd w:val="clear" w:color="auto" w:fill="F4F6FA"/>
+          </w:tcPr>
+          <w:p>
+            <w:pPr>
+              <w:spacing w:before="20" w:after="20"/>
+            </w:pPr>
+            <w:r>
+              <w:rPr>
+                <w:rFonts w:ascii="微软雅黑" w:hAnsi="微软雅黑" w:eastAsia="微软雅黑"/>
+                <w:b w:val="0"/>
+                <w:sz w:val="17"/>
+              </w:rPr>
+              <w:t>Stage 1 恒为空闲高，屏幕上永远收不到东西，属正常</w:t>
+            </w:r>
+          </w:p>
+        </w:tc>
+      </w:tr>
+      <w:tr>
+        <w:tc>
+          <w:tcPr>
+            <w:tcW w:type="dxa" w:w="1047"/>
+          </w:tcPr>
+          <w:p>
+            <w:pPr>
+              <w:spacing w:before="20" w:after="20"/>
+            </w:pPr>
+            <w:r>
+              <w:rPr>
+                <w:rFonts w:ascii="Consolas" w:hAnsi="Consolas" w:eastAsia="微软雅黑"/>
+                <w:b w:val="0"/>
+                <w:sz w:val="17"/>
+              </w:rPr>
+              <w:t>GND</w:t>
+            </w:r>
+          </w:p>
+        </w:tc>
+        <w:tc>
+          <w:tcPr>
+            <w:tcW w:type="dxa" w:w="897"/>
+          </w:tcPr>
+          <w:p>
+            <w:pPr>
+              <w:spacing w:before="20" w:after="20"/>
+            </w:pPr>
+            <w:r>
+              <w:rPr>
+                <w:rFonts w:ascii="微软雅黑" w:hAnsi="微软雅黑" w:eastAsia="微软雅黑"/>
+                <w:b w:val="0"/>
+                <w:sz w:val="17"/>
+              </w:rPr>
+              <w:t>↔</w:t>
+            </w:r>
+          </w:p>
+        </w:tc>
+        <w:tc>
+          <w:tcPr>
+            <w:tcW w:type="dxa" w:w="3140"/>
+          </w:tcPr>
+          <w:p>
+            <w:pPr>
+              <w:spacing w:before="20" w:after="20"/>
+            </w:pPr>
+            <w:r>
+              <w:rPr>
+                <w:rFonts w:ascii="微软雅黑" w:hAnsi="微软雅黑" w:eastAsia="微软雅黑"/>
+                <w:b w:val="0"/>
+                <w:sz w:val="17"/>
+              </w:rPr>
+              <w:t>pin12 或 pin30</w:t>
+            </w:r>
+          </w:p>
+        </w:tc>
+        <w:tc>
+          <w:tcPr>
+            <w:tcW w:type="dxa" w:w="10167"/>
+          </w:tcPr>
+          <w:p>
+            <w:pPr>
+              <w:spacing w:before="20" w:after="20"/>
+            </w:pPr>
+            <w:r>
+              <w:rPr>
+                <w:rFonts w:ascii="微软雅黑" w:hAnsi="微软雅黑" w:eastAsia="微软雅黑"/>
+                <w:b/>
+                <w:sz w:val="17"/>
+              </w:rPr>
+              <w:t>不能省</w:t>
+            </w:r>
+            <w:r>
+              <w:rPr>
+                <w:rFonts w:ascii="微软雅黑" w:hAnsi="微软雅黑" w:eastAsia="微软雅黑"/>
+                <w:b w:val="0"/>
+                <w:sz w:val="17"/>
+              </w:rPr>
+              <w:t>。缺共地会收到随机垃圾字节，表现为</w:t>
+            </w:r>
+            <w:r>
+              <w:rPr>
+                <w:rFonts w:ascii="微软雅黑" w:hAnsi="微软雅黑" w:eastAsia="微软雅黑"/>
+                <w:b/>
+                <w:sz w:val="17"/>
+              </w:rPr>
+              <w:t>间歇性</w:t>
+            </w:r>
+            <w:r>
+              <w:rPr>
+                <w:rFonts w:ascii="微软雅黑" w:hAnsi="微软雅黑" w:eastAsia="微软雅黑"/>
+                <w:b w:val="0"/>
+                <w:sz w:val="17"/>
+              </w:rPr>
+              <w:t>失灵，比彻底不通更难查</w:t>
+            </w:r>
+          </w:p>
+        </w:tc>
+      </w:tr>
+      <w:tr>
+        <w:tc>
+          <w:tcPr>
+            <w:tcW w:type="dxa" w:w="1047"/>
+            <w:shd w:val="clear" w:color="auto" w:fill="F4F6FA"/>
+          </w:tcPr>
+          <w:p>
+            <w:pPr>
+              <w:spacing w:before="20" w:after="20"/>
+            </w:pPr>
+            <w:r>
+              <w:rPr>
+                <w:rFonts w:ascii="Consolas" w:hAnsi="Consolas" w:eastAsia="微软雅黑"/>
+                <w:b w:val="0"/>
+                <w:sz w:val="17"/>
+              </w:rPr>
+              <w:t>VCC</w:t>
+            </w:r>
+          </w:p>
+        </w:tc>
+        <w:tc>
+          <w:tcPr>
+            <w:tcW w:type="dxa" w:w="897"/>
+            <w:shd w:val="clear" w:color="auto" w:fill="F4F6FA"/>
+          </w:tcPr>
+          <w:p>
+            <w:pPr>
+              <w:spacing w:before="20" w:after="20"/>
+            </w:pPr>
+            <w:r>
+              <w:rPr>
+                <w:rFonts w:ascii="微软雅黑" w:hAnsi="微软雅黑" w:eastAsia="微软雅黑"/>
+                <w:b w:val="0"/>
+                <w:sz w:val="17"/>
+              </w:rPr>
+              <w:t>—</w:t>
+            </w:r>
+          </w:p>
+        </w:tc>
+        <w:tc>
+          <w:tcPr>
+            <w:tcW w:type="dxa" w:w="3140"/>
+            <w:shd w:val="clear" w:color="auto" w:fill="F4F6FA"/>
+          </w:tcPr>
+          <w:p>
+            <w:pPr>
+              <w:spacing w:before="20" w:after="20"/>
+            </w:pPr>
+            <w:r>
+              <w:rPr>
+                <w:rFonts w:ascii="微软雅黑" w:hAnsi="微软雅黑" w:eastAsia="微软雅黑"/>
+                <w:b w:val="0"/>
+                <w:sz w:val="17"/>
+              </w:rPr>
+              <w:t>悬空</w:t>
+            </w:r>
+          </w:p>
+        </w:tc>
+        <w:tc>
+          <w:tcPr>
+            <w:tcW w:type="dxa" w:w="10167"/>
+            <w:shd w:val="clear" w:color="auto" w:fill="F4F6FA"/>
+          </w:tcPr>
+          <w:p>
+            <w:pPr>
+              <w:spacing w:before="20" w:after="20"/>
+            </w:pPr>
+            <w:r>
+              <w:rPr>
+                <w:rFonts w:ascii="微软雅黑" w:hAnsi="微软雅黑" w:eastAsia="微软雅黑"/>
+                <w:b w:val="0"/>
+                <w:sz w:val="17"/>
+              </w:rPr>
+              <w:t xml:space="preserve">屏幕自行供电。背光电流大，别从板子 </w:t>
+            </w:r>
+            <w:r>
+              <w:rPr>
+                <w:rFonts w:ascii="Consolas" w:hAnsi="Consolas" w:eastAsia="微软雅黑"/>
+                <w:b w:val="0"/>
+                <w:sz w:val="17"/>
+              </w:rPr>
+              <w:t>VCC5V</w:t>
+            </w:r>
+            <w:r>
+              <w:rPr>
+                <w:rFonts w:ascii="微软雅黑" w:hAnsi="微软雅黑" w:eastAsia="微软雅黑"/>
+                <w:b w:val="0"/>
+                <w:sz w:val="17"/>
+              </w:rPr>
+              <w:t xml:space="preserve"> 取电，也避免反向灌电</w:t>
+            </w:r>
+          </w:p>
+        </w:tc>
+      </w:tr>
+    </w:tbl>
+    <w:p/>
+    <w:p>
+      <w:pPr>
+        <w:pStyle w:val="ListBullet"/>
+        <w:spacing w:before="20" w:after="20"/>
+      </w:pPr>
+      <w:r>
+        <w:rPr>
+          <w:rFonts w:ascii="微软雅黑" w:hAnsi="微软雅黑" w:eastAsia="微软雅黑"/>
+          <w:b/>
+          <w:sz w:val="20"/>
+        </w:rPr>
+        <w:t>电平</w:t>
+      </w:r>
+      <w:r>
+        <w:rPr>
+          <w:rFonts w:ascii="微软雅黑" w:hAnsi="微软雅黑" w:eastAsia="微软雅黑"/>
+          <w:b w:val="0"/>
+          <w:sz w:val="20"/>
+        </w:rPr>
+        <w:t>：J1 在 LVCMOS33 bank，</w:t>
+      </w:r>
+      <w:r>
+        <w:rPr>
+          <w:rFonts w:ascii="微软雅黑" w:hAnsi="微软雅黑" w:eastAsia="微软雅黑"/>
+          <w:b/>
+          <w:sz w:val="20"/>
+        </w:rPr>
+        <w:t>不耐 5 V</w:t>
+      </w:r>
+      <w:r>
+        <w:rPr>
+          <w:rFonts w:ascii="微软雅黑" w:hAnsi="微软雅黑" w:eastAsia="微软雅黑"/>
+          <w:b w:val="0"/>
+          <w:sz w:val="20"/>
+        </w:rPr>
+        <w:t xml:space="preserve">。淘晶驰屏的 TTL 输出多数是 3.3 V，但接线前先用万用表量屏幕 </w:t>
+      </w:r>
+      <w:r>
+        <w:rPr>
+          <w:rFonts w:ascii="Consolas" w:hAnsi="Consolas" w:eastAsia="微软雅黑"/>
+          <w:b w:val="0"/>
+          <w:sz w:val="20"/>
+        </w:rPr>
+        <w:t>TX</w:t>
+      </w:r>
+      <w:r>
+        <w:rPr>
+          <w:rFonts w:ascii="微软雅黑" w:hAnsi="微软雅黑" w:eastAsia="微软雅黑"/>
+          <w:b w:val="0"/>
+          <w:sz w:val="20"/>
+        </w:rPr>
+        <w:t xml:space="preserve"> 的空闲高电平；若量到 5 V，串 1 kΩ 再对地并 2 kΩ 分压，或用一片 74LVC 做电平转换。这是唯一可能烧管脚的地方。</w:t>
       </w:r>
     </w:p>
     <w:p>
@@ -393,15 +1078,15 @@
           <w:b/>
           <w:sz w:val="20"/>
         </w:rPr>
-        <w:t>首选：板载 Type-C / CH340</w:t>
-      </w:r>
-      <w:r>
-        <w:rPr>
-          <w:rFonts w:ascii="微软雅黑" w:hAnsi="微软雅黑" w:eastAsia="微软雅黑"/>
-          <w:b w:val="0"/>
-          <w:sz w:val="20"/>
-        </w:rPr>
-        <w:t>。</w:t>
+        <w:t>为什么不走板载 Type-C / CH340</w:t>
+      </w:r>
+      <w:r>
+        <w:rPr>
+          <w:rFonts w:ascii="微软雅黑" w:hAnsi="微软雅黑" w:eastAsia="微软雅黑"/>
+          <w:b w:val="0"/>
+          <w:sz w:val="20"/>
+        </w:rPr>
+        <w:t>：</w:t>
       </w:r>
       <w:r>
         <w:rPr>
@@ -409,15 +1094,15 @@
           <w:b w:val="0"/>
           <w:sz w:val="20"/>
         </w:rPr>
-        <w:t>uart_rx = F12</w:t>
-      </w:r>
-      <w:r>
-        <w:rPr>
-          <w:rFonts w:ascii="微软雅黑" w:hAnsi="微软雅黑" w:eastAsia="微软雅黑"/>
-          <w:b w:val="0"/>
-          <w:sz w:val="20"/>
-        </w:rPr>
-        <w:t>（FPGA 输入，</w:t>
+        <w:t>F12</w:t>
+      </w:r>
+      <w:r>
+        <w:rPr>
+          <w:rFonts w:ascii="微软雅黑" w:hAnsi="微软雅黑" w:eastAsia="微软雅黑"/>
+          <w:b w:val="0"/>
+          <w:sz w:val="20"/>
+        </w:rPr>
+        <w:t>/</w:t>
       </w:r>
       <w:r>
         <w:rPr>
@@ -425,15 +1110,47 @@
           <w:b w:val="0"/>
           <w:sz w:val="20"/>
         </w:rPr>
-        <w:t>PULLUP</w:t>
-      </w:r>
-      <w:r>
-        <w:rPr>
-          <w:rFonts w:ascii="微软雅黑" w:hAnsi="微软雅黑" w:eastAsia="微软雅黑"/>
-          <w:b w:val="0"/>
-          <w:sz w:val="20"/>
-        </w:rPr>
-        <w:t>）、</w:t>
+        <w:t>D12</w:t>
+      </w:r>
+      <w:r>
+        <w:rPr>
+          <w:rFonts w:ascii="微软雅黑" w:hAnsi="微软雅黑" w:eastAsia="微软雅黑"/>
+          <w:b w:val="0"/>
+          <w:sz w:val="20"/>
+        </w:rPr>
+        <w:t xml:space="preserve"> 经板载 CH340 USB-UART 接到 Type-C 口，这条路</w:t>
+      </w:r>
+      <w:r>
+        <w:rPr>
+          <w:rFonts w:ascii="微软雅黑" w:hAnsi="微软雅黑" w:eastAsia="微软雅黑"/>
+          <w:b/>
+          <w:sz w:val="20"/>
+        </w:rPr>
+        <w:t>实测不通，且原因已确认</w:t>
+      </w:r>
+      <w:r>
+        <w:rPr>
+          <w:rFonts w:ascii="微软雅黑" w:hAnsi="微软雅黑" w:eastAsia="微软雅黑"/>
+          <w:b w:val="0"/>
+          <w:sz w:val="20"/>
+        </w:rPr>
+        <w:t xml:space="preserve">。CH340 是 USB </w:t>
+      </w:r>
+      <w:r>
+        <w:rPr>
+          <w:rFonts w:ascii="微软雅黑" w:hAnsi="微软雅黑" w:eastAsia="微软雅黑"/>
+          <w:b/>
+          <w:sz w:val="20"/>
+        </w:rPr>
+        <w:t>从设备</w:t>
+      </w:r>
+      <w:r>
+        <w:rPr>
+          <w:rFonts w:ascii="微软雅黑" w:hAnsi="微软雅黑" w:eastAsia="微软雅黑"/>
+          <w:b w:val="0"/>
+          <w:sz w:val="20"/>
+        </w:rPr>
+        <w:t xml:space="preserve">，淘晶驰屏的 USB 口同样是从设备，C-to-C 线两端都没有 Host，永不枚举，线上零字节。三项对照实验把故障锁死在物理链路而不是协议：① PC ↔ FPGA 可正常控制 ⇒ FPGA 侧 bitstream / 约束 / RTL / 波特率全对；② 屏幕 ↔ PC 在串口助手里可见正确 hex ⇒ 屏幕侧字节 / 大小写 / 终止符全对；③ 屏幕 ↔ FPGA 不通。两端分别被证明是好的，故障只可能在两者之间——这也顺带排除了帧格式、大小写、尾随空格一类的协议猜测。把 </w:t>
       </w:r>
       <w:r>
         <w:rPr>
@@ -441,69 +1158,31 @@
           <w:b w:val="0"/>
           <w:sz w:val="20"/>
         </w:rPr>
-        <w:t>uart_tx = D12</w:t>
-      </w:r>
-      <w:r>
-        <w:rPr>
-          <w:rFonts w:ascii="微软雅黑" w:hAnsi="微软雅黑" w:eastAsia="微软雅黑"/>
-          <w:b w:val="0"/>
-          <w:sz w:val="20"/>
-        </w:rPr>
-        <w:t>（FPGA 输出），LVCMOS33，经板载 CH340 USB-UART 接到 Type-C 口，用一根 C-to-C 线连屏幕与板子。</w:t>
-      </w:r>
-    </w:p>
-    <w:p>
-      <w:pPr>
-        <w:pStyle w:val="ListBullet2"/>
-        <w:spacing w:before="20" w:after="20"/>
-      </w:pPr>
-      <w:r>
-        <w:rPr>
-          <w:rFonts w:ascii="微软雅黑" w:hAnsi="微软雅黑" w:eastAsia="微软雅黑"/>
-          <w:b/>
-          <w:sz w:val="20"/>
-        </w:rPr>
-        <w:t>电气前提</w:t>
-      </w:r>
-      <w:r>
-        <w:rPr>
-          <w:rFonts w:ascii="微软雅黑" w:hAnsi="微软雅黑" w:eastAsia="微软雅黑"/>
-          <w:b w:val="0"/>
-          <w:sz w:val="20"/>
-        </w:rPr>
-        <w:t xml:space="preserve">：板子这端 CH340 是 USB </w:t>
-      </w:r>
-      <w:r>
-        <w:rPr>
-          <w:rFonts w:ascii="微软雅黑" w:hAnsi="微软雅黑" w:eastAsia="微软雅黑"/>
-          <w:b/>
-          <w:sz w:val="20"/>
-        </w:rPr>
-        <w:t>从设备</w:t>
-      </w:r>
-      <w:r>
-        <w:rPr>
-          <w:rFonts w:ascii="微软雅黑" w:hAnsi="微软雅黑" w:eastAsia="微软雅黑"/>
-          <w:b w:val="0"/>
-          <w:sz w:val="20"/>
-        </w:rPr>
-        <w:t xml:space="preserve">，要通信，串口屏那端必须是 USB </w:t>
-      </w:r>
-      <w:r>
-        <w:rPr>
-          <w:rFonts w:ascii="微软雅黑" w:hAnsi="微软雅黑" w:eastAsia="微软雅黑"/>
-          <w:b/>
-          <w:sz w:val="20"/>
-        </w:rPr>
-        <w:t>Host</w:t>
-      </w:r>
-      <w:r>
-        <w:rPr>
-          <w:rFonts w:ascii="微软雅黑" w:hAnsi="微软雅黑" w:eastAsia="微软雅黑"/>
-          <w:b w:val="0"/>
-          <w:sz w:val="20"/>
-        </w:rPr>
-        <w:t xml:space="preserve"> 才能枚举它。多数淘晶驰屏的 Type-C 是给 PC 编程用的从口——若上板发现 C-to-C 直连枚举不通，走下面的退路。</w:t>
+        <w:t>uart_rx</w:t>
+      </w:r>
+      <w:r>
+        <w:rPr>
+          <w:rFonts w:ascii="微软雅黑" w:hAnsi="微软雅黑" w:eastAsia="微软雅黑"/>
+          <w:b w:val="0"/>
+          <w:sz w:val="20"/>
+        </w:rPr>
+        <w:t>/</w:t>
+      </w:r>
+      <w:r>
+        <w:rPr>
+          <w:rFonts w:ascii="Consolas" w:hAnsi="Consolas" w:eastAsia="微软雅黑"/>
+          <w:b w:val="0"/>
+          <w:sz w:val="20"/>
+        </w:rPr>
+        <w:t>uart_tx</w:t>
+      </w:r>
+      <w:r>
+        <w:rPr>
+          <w:rFonts w:ascii="微软雅黑" w:hAnsi="微软雅黑" w:eastAsia="微软雅黑"/>
+          <w:b w:val="0"/>
+          <w:sz w:val="20"/>
+        </w:rPr>
+        <w:t xml:space="preserve"> 挪到 J1 飞线之后 ③ 由「不通」变为「可控制」，这条诊断链闭环。</w:t>
       </w:r>
     </w:p>
     <w:p>
@@ -517,15 +1196,79 @@
           <w:b/>
           <w:sz w:val="20"/>
         </w:rPr>
-        <w:t>退路：2×40 GPIO 排针 TTL 飞线</w:t>
-      </w:r>
-      <w:r>
-        <w:rPr>
-          <w:rFonts w:ascii="微软雅黑" w:hAnsi="微软雅黑" w:eastAsia="微软雅黑"/>
-          <w:b w:val="0"/>
-          <w:sz w:val="20"/>
-        </w:rPr>
-        <w:t>。把屏幕的 TTL 串口线（TX/RX/GND）直接接到排针上两个空闲 IO，绕开 CH340，</w:t>
+        <w:t>一行退路</w:t>
+      </w:r>
+      <w:r>
+        <w:rPr>
+          <w:rFonts w:ascii="微软雅黑" w:hAnsi="微软雅黑" w:eastAsia="微软雅黑"/>
+          <w:b w:val="0"/>
+          <w:sz w:val="20"/>
+        </w:rPr>
+        <w:t xml:space="preserve">：把 </w:t>
+      </w:r>
+      <w:r>
+        <w:rPr>
+          <w:rFonts w:ascii="Consolas" w:hAnsi="Consolas" w:eastAsia="微软雅黑"/>
+          <w:b w:val="0"/>
+          <w:sz w:val="20"/>
+        </w:rPr>
+        <w:t>pin.adc:52-53</w:t>
+      </w:r>
+      <w:r>
+        <w:rPr>
+          <w:rFonts w:ascii="微软雅黑" w:hAnsi="微软雅黑" w:eastAsia="微软雅黑"/>
+          <w:b w:val="0"/>
+          <w:sz w:val="20"/>
+        </w:rPr>
+        <w:t xml:space="preserve"> 的 </w:t>
+      </w:r>
+      <w:r>
+        <w:rPr>
+          <w:rFonts w:ascii="Consolas" w:hAnsi="Consolas" w:eastAsia="微软雅黑"/>
+          <w:b w:val="0"/>
+          <w:sz w:val="20"/>
+        </w:rPr>
+        <w:t>LOCATION</w:t>
+      </w:r>
+      <w:r>
+        <w:rPr>
+          <w:rFonts w:ascii="微软雅黑" w:hAnsi="微软雅黑" w:eastAsia="微软雅黑"/>
+          <w:b w:val="0"/>
+          <w:sz w:val="20"/>
+        </w:rPr>
+        <w:t xml:space="preserve"> 改回 </w:t>
+      </w:r>
+      <w:r>
+        <w:rPr>
+          <w:rFonts w:ascii="Consolas" w:hAnsi="Consolas" w:eastAsia="微软雅黑"/>
+          <w:b w:val="0"/>
+          <w:sz w:val="20"/>
+        </w:rPr>
+        <w:t>F12</w:t>
+      </w:r>
+      <w:r>
+        <w:rPr>
+          <w:rFonts w:ascii="微软雅黑" w:hAnsi="微软雅黑" w:eastAsia="微软雅黑"/>
+          <w:b w:val="0"/>
+          <w:sz w:val="20"/>
+        </w:rPr>
+        <w:t xml:space="preserve"> / </w:t>
+      </w:r>
+      <w:r>
+        <w:rPr>
+          <w:rFonts w:ascii="Consolas" w:hAnsi="Consolas" w:eastAsia="微软雅黑"/>
+          <w:b w:val="0"/>
+          <w:sz w:val="20"/>
+        </w:rPr>
+        <w:t>D12</w:t>
+      </w:r>
+      <w:r>
+        <w:rPr>
+          <w:rFonts w:ascii="微软雅黑" w:hAnsi="微软雅黑" w:eastAsia="微软雅黑"/>
+          <w:b w:val="0"/>
+          <w:sz w:val="20"/>
+        </w:rPr>
+        <w:t xml:space="preserve"> 即恢复 Type-C 通路（前提是另一端换成真正的 USB Host，例如用 PC 当中转），</w:t>
       </w:r>
       <w:r>
         <w:rPr>
@@ -533,15 +1276,79 @@
           <w:b/>
           <w:sz w:val="20"/>
         </w:rPr>
-        <w:t>必须共地</w:t>
-      </w:r>
-      <w:r>
-        <w:rPr>
-          <w:rFonts w:ascii="微软雅黑" w:hAnsi="微软雅黑" w:eastAsia="微软雅黑"/>
-          <w:b w:val="0"/>
-          <w:sz w:val="20"/>
-        </w:rPr>
-        <w:t xml:space="preserve">。此路 </w:t>
+        <w:t>RTL 一行不必动</w:t>
+      </w:r>
+      <w:r>
+        <w:rPr>
+          <w:rFonts w:ascii="微软雅黑" w:hAnsi="微软雅黑" w:eastAsia="微软雅黑"/>
+          <w:b w:val="0"/>
+          <w:sz w:val="20"/>
+        </w:rPr>
+        <w:t>。注意二者只能选一个：</w:t>
+      </w:r>
+      <w:r>
+        <w:rPr>
+          <w:rFonts w:ascii="Consolas" w:hAnsi="Consolas" w:eastAsia="微软雅黑"/>
+          <w:b w:val="0"/>
+          <w:sz w:val="20"/>
+        </w:rPr>
+        <w:t>uart_rx</w:t>
+      </w:r>
+      <w:r>
+        <w:rPr>
+          <w:rFonts w:ascii="微软雅黑" w:hAnsi="微软雅黑" w:eastAsia="微软雅黑"/>
+          <w:b w:val="0"/>
+          <w:sz w:val="20"/>
+        </w:rPr>
+        <w:t xml:space="preserve"> 是单端输入，挪到 </w:t>
+      </w:r>
+      <w:r>
+        <w:rPr>
+          <w:rFonts w:ascii="Consolas" w:hAnsi="Consolas" w:eastAsia="微软雅黑"/>
+          <w:b w:val="0"/>
+          <w:sz w:val="20"/>
+        </w:rPr>
+        <w:t>D14</w:t>
+      </w:r>
+      <w:r>
+        <w:rPr>
+          <w:rFonts w:ascii="微软雅黑" w:hAnsi="微软雅黑" w:eastAsia="微软雅黑"/>
+          <w:b w:val="0"/>
+          <w:sz w:val="20"/>
+        </w:rPr>
+        <w:t xml:space="preserve"> 之后 CH340 的 </w:t>
+      </w:r>
+      <w:r>
+        <w:rPr>
+          <w:rFonts w:ascii="Consolas" w:hAnsi="Consolas" w:eastAsia="微软雅黑"/>
+          <w:b w:val="0"/>
+          <w:sz w:val="20"/>
+        </w:rPr>
+        <w:t>TXD</w:t>
+      </w:r>
+      <w:r>
+        <w:rPr>
+          <w:rFonts w:ascii="微软雅黑" w:hAnsi="微软雅黑" w:eastAsia="微软雅黑"/>
+          <w:b w:val="0"/>
+          <w:sz w:val="20"/>
+        </w:rPr>
+        <w:t xml:space="preserve"> 就无人监听，串口助手经 Type-C 控制 FPGA 的能力随之失效。要同时保留两条路，需把 RTL 改成线与 </w:t>
+      </w:r>
+      <w:r>
+        <w:rPr>
+          <w:rFonts w:ascii="Consolas" w:hAnsi="Consolas" w:eastAsia="微软雅黑"/>
+          <w:b w:val="0"/>
+          <w:sz w:val="20"/>
+        </w:rPr>
+        <w:t>uart_rx = f12_in &amp; d14_in</w:t>
+      </w:r>
+      <w:r>
+        <w:rPr>
+          <w:rFonts w:ascii="微软雅黑" w:hAnsi="微软雅黑" w:eastAsia="微软雅黑"/>
+          <w:b w:val="0"/>
+          <w:sz w:val="20"/>
+        </w:rPr>
+        <w:t>（UART 空闲皆高，任一方拉低即有效，只有两端同时发字节才冲突），属新增原语，</w:t>
       </w:r>
       <w:r>
         <w:rPr>
@@ -549,79 +1356,15 @@
           <w:b/>
           <w:sz w:val="20"/>
         </w:rPr>
-        <w:t>RTL 完全不变</w:t>
-      </w:r>
-      <w:r>
-        <w:rPr>
-          <w:rFonts w:ascii="微软雅黑" w:hAnsi="微软雅黑" w:eastAsia="微软雅黑"/>
-          <w:b w:val="0"/>
-          <w:sz w:val="20"/>
-        </w:rPr>
-        <w:t xml:space="preserve">，只改 </w:t>
-      </w:r>
-      <w:r>
-        <w:rPr>
-          <w:rFonts w:ascii="Consolas" w:hAnsi="Consolas" w:eastAsia="微软雅黑"/>
-          <w:b w:val="0"/>
-          <w:sz w:val="20"/>
-        </w:rPr>
-        <w:t>pin.adc</w:t>
-      </w:r>
-      <w:r>
-        <w:rPr>
-          <w:rFonts w:ascii="微软雅黑" w:hAnsi="微软雅黑" w:eastAsia="微软雅黑"/>
-          <w:b w:val="0"/>
-          <w:sz w:val="20"/>
-        </w:rPr>
-        <w:t xml:space="preserve"> 里 </w:t>
-      </w:r>
-      <w:r>
-        <w:rPr>
-          <w:rFonts w:ascii="Consolas" w:hAnsi="Consolas" w:eastAsia="微软雅黑"/>
-          <w:b w:val="0"/>
-          <w:sz w:val="20"/>
-        </w:rPr>
-        <w:t>uart_rx</w:t>
-      </w:r>
-      <w:r>
-        <w:rPr>
-          <w:rFonts w:ascii="微软雅黑" w:hAnsi="微软雅黑" w:eastAsia="微软雅黑"/>
-          <w:b w:val="0"/>
-          <w:sz w:val="20"/>
-        </w:rPr>
-        <w:t>/</w:t>
-      </w:r>
-      <w:r>
-        <w:rPr>
-          <w:rFonts w:ascii="Consolas" w:hAnsi="Consolas" w:eastAsia="微软雅黑"/>
-          <w:b w:val="0"/>
-          <w:sz w:val="20"/>
-        </w:rPr>
-        <w:t>uart_tx</w:t>
-      </w:r>
-      <w:r>
-        <w:rPr>
-          <w:rFonts w:ascii="微软雅黑" w:hAnsi="微软雅黑" w:eastAsia="微软雅黑"/>
-          <w:b w:val="0"/>
-          <w:sz w:val="20"/>
-        </w:rPr>
-        <w:t xml:space="preserve"> 两行的 </w:t>
-      </w:r>
-      <w:r>
-        <w:rPr>
-          <w:rFonts w:ascii="Consolas" w:hAnsi="Consolas" w:eastAsia="微软雅黑"/>
-          <w:b w:val="0"/>
-          <w:sz w:val="20"/>
-        </w:rPr>
-        <w:t>LOCATION</w:t>
-      </w:r>
-      <w:r>
-        <w:rPr>
-          <w:rFonts w:ascii="微软雅黑" w:hAnsi="微软雅黑" w:eastAsia="微软雅黑"/>
-          <w:b w:val="0"/>
-          <w:sz w:val="20"/>
-        </w:rPr>
-        <w:t>（一行切换）。</w:t>
+        <w:t>尚未做</w:t>
+      </w:r>
+      <w:r>
+        <w:rPr>
+          <w:rFonts w:ascii="微软雅黑" w:hAnsi="微软雅黑" w:eastAsia="微软雅黑"/>
+          <w:b w:val="0"/>
+          <w:sz w:val="20"/>
+        </w:rPr>
+        <w:t>。</w:t>
       </w:r>
     </w:p>
     <w:p>
@@ -629,7 +1372,715 @@
         <w:pStyle w:val="Heading2"/>
       </w:pPr>
       <w:r>
-        <w:t>协议</w:t>
+        <w:t>链路诊断 LED（顶替缺失的 TX 回读）</w:t>
+      </w:r>
+    </w:p>
+    <w:p>
+      <w:pPr>
+        <w:spacing w:before="60" w:after="60"/>
+      </w:pPr>
+      <w:r>
+        <w:rPr>
+          <w:rFonts w:ascii="Consolas" w:hAnsi="Consolas" w:eastAsia="微软雅黑"/>
+          <w:b w:val="0"/>
+          <w:sz w:val="20"/>
+        </w:rPr>
+        <w:t>uart_tx</w:t>
+      </w:r>
+      <w:r>
+        <w:rPr>
+          <w:rFonts w:ascii="微软雅黑" w:hAnsi="微软雅黑" w:eastAsia="微软雅黑"/>
+          <w:b w:val="0"/>
+          <w:sz w:val="20"/>
+        </w:rPr>
+        <w:t xml:space="preserve"> 恒为空闲高、FPGA 一个字节都不回发，所以「屏幕到底有没有把字节送进来」原本完全不可观测。</w:t>
+      </w:r>
+      <w:r>
+        <w:rPr>
+          <w:rFonts w:ascii="Consolas" w:hAnsi="Consolas" w:eastAsia="微软雅黑"/>
+          <w:b w:val="0"/>
+          <w:sz w:val="20"/>
+        </w:rPr>
+        <w:t>uart_screen_ctrl.v</w:t>
+      </w:r>
+      <w:r>
+        <w:rPr>
+          <w:rFonts w:ascii="微软雅黑" w:hAnsi="微软雅黑" w:eastAsia="微软雅黑"/>
+          <w:b w:val="0"/>
+          <w:sz w:val="20"/>
+        </w:rPr>
+        <w:t xml:space="preserve"> 因此导出两个</w:t>
+      </w:r>
+      <w:r>
+        <w:rPr>
+          <w:rFonts w:ascii="微软雅黑" w:hAnsi="微软雅黑" w:eastAsia="微软雅黑"/>
+          <w:b/>
+          <w:sz w:val="20"/>
+        </w:rPr>
+        <w:t>纯观测</w:t>
+      </w:r>
+      <w:r>
+        <w:rPr>
+          <w:rFonts w:ascii="微软雅黑" w:hAnsi="微软雅黑" w:eastAsia="微软雅黑"/>
+          <w:b w:val="0"/>
+          <w:sz w:val="20"/>
+        </w:rPr>
+        <w:t>寄存器（</w:t>
+      </w:r>
+      <w:r>
+        <w:rPr>
+          <w:rFonts w:ascii="Consolas" w:hAnsi="Consolas" w:eastAsia="微软雅黑"/>
+          <w:b w:val="0"/>
+          <w:sz w:val="20"/>
+        </w:rPr>
+        <w:t>dbg_rx_toggle</w:t>
+      </w:r>
+      <w:r>
+        <w:rPr>
+          <w:rFonts w:ascii="微软雅黑" w:hAnsi="微软雅黑" w:eastAsia="微软雅黑"/>
+          <w:b w:val="0"/>
+          <w:sz w:val="20"/>
+        </w:rPr>
+        <w:t xml:space="preserve"> / </w:t>
+      </w:r>
+      <w:r>
+        <w:rPr>
+          <w:rFonts w:ascii="Consolas" w:hAnsi="Consolas" w:eastAsia="微软雅黑"/>
+          <w:b w:val="0"/>
+          <w:sz w:val="20"/>
+        </w:rPr>
+        <w:t>dbg_rx_ff</w:t>
+      </w:r>
+      <w:r>
+        <w:rPr>
+          <w:rFonts w:ascii="微软雅黑" w:hAnsi="微软雅黑" w:eastAsia="微软雅黑"/>
+          <w:b w:val="0"/>
+          <w:sz w:val="20"/>
+        </w:rPr>
+        <w:t xml:space="preserve">，只喂 LED，不参与任何判定、不影响 </w:t>
+      </w:r>
+      <w:r>
+        <w:rPr>
+          <w:rFonts w:ascii="Consolas" w:hAnsi="Consolas" w:eastAsia="微软雅黑"/>
+          <w:b w:val="0"/>
+          <w:sz w:val="20"/>
+        </w:rPr>
+        <w:t>ffc</w:t>
+      </w:r>
+      <w:r>
+        <w:rPr>
+          <w:rFonts w:ascii="微软雅黑" w:hAnsi="微软雅黑" w:eastAsia="微软雅黑"/>
+          <w:b w:val="0"/>
+          <w:sz w:val="20"/>
+        </w:rPr>
+        <w:t>/</w:t>
+      </w:r>
+      <w:r>
+        <w:rPr>
+          <w:rFonts w:ascii="Consolas" w:hAnsi="Consolas" w:eastAsia="微软雅黑"/>
+          <w:b w:val="0"/>
+          <w:sz w:val="20"/>
+        </w:rPr>
+        <w:t>clen</w:t>
+      </w:r>
+      <w:r>
+        <w:rPr>
+          <w:rFonts w:ascii="微软雅黑" w:hAnsi="微软雅黑" w:eastAsia="微软雅黑"/>
+          <w:b w:val="0"/>
+          <w:sz w:val="20"/>
+        </w:rPr>
+        <w:t xml:space="preserve">/任何 </w:t>
+      </w:r>
+      <w:r>
+        <w:rPr>
+          <w:rFonts w:ascii="Consolas" w:hAnsi="Consolas" w:eastAsia="微软雅黑"/>
+          <w:b w:val="0"/>
+          <w:sz w:val="20"/>
+        </w:rPr>
+        <w:t>cmd_*</w:t>
+      </w:r>
+      <w:r>
+        <w:rPr>
+          <w:rFonts w:ascii="微软雅黑" w:hAnsi="微软雅黑" w:eastAsia="微软雅黑"/>
+          <w:b w:val="0"/>
+          <w:sz w:val="20"/>
+        </w:rPr>
+        <w:t>），top 再叠一只，驱动此前</w:t>
+      </w:r>
+      <w:r>
+        <w:rPr>
+          <w:rFonts w:ascii="微软雅黑" w:hAnsi="微软雅黑" w:eastAsia="微软雅黑"/>
+          <w:b/>
+          <w:sz w:val="20"/>
+        </w:rPr>
+        <w:t>完全未被使用</w:t>
+      </w:r>
+      <w:r>
+        <w:rPr>
+          <w:rFonts w:ascii="微软雅黑" w:hAnsi="微软雅黑" w:eastAsia="微软雅黑"/>
+          <w:b w:val="0"/>
+          <w:sz w:val="20"/>
+        </w:rPr>
+        <w:t>的四个 LED（</w:t>
+      </w:r>
+      <w:r>
+        <w:rPr>
+          <w:rFonts w:ascii="Consolas" w:hAnsi="Consolas" w:eastAsia="微软雅黑"/>
+          <w:b w:val="0"/>
+          <w:sz w:val="20"/>
+        </w:rPr>
+        <w:t>led[3:0]</w:t>
+      </w:r>
+      <w:r>
+        <w:rPr>
+          <w:rFonts w:ascii="微软雅黑" w:hAnsi="微软雅黑" w:eastAsia="微软雅黑"/>
+          <w:b w:val="0"/>
+          <w:sz w:val="20"/>
+        </w:rPr>
+        <w:t xml:space="preserve"> = </w:t>
+      </w:r>
+      <w:r>
+        <w:rPr>
+          <w:rFonts w:ascii="Consolas" w:hAnsi="Consolas" w:eastAsia="微软雅黑"/>
+          <w:b w:val="0"/>
+          <w:sz w:val="20"/>
+        </w:rPr>
+        <w:t>A4</w:t>
+      </w:r>
+      <w:r>
+        <w:rPr>
+          <w:rFonts w:ascii="微软雅黑" w:hAnsi="微软雅黑" w:eastAsia="微软雅黑"/>
+          <w:b w:val="0"/>
+          <w:sz w:val="20"/>
+        </w:rPr>
+        <w:t>/</w:t>
+      </w:r>
+      <w:r>
+        <w:rPr>
+          <w:rFonts w:ascii="Consolas" w:hAnsi="Consolas" w:eastAsia="微软雅黑"/>
+          <w:b w:val="0"/>
+          <w:sz w:val="20"/>
+        </w:rPr>
+        <w:t>A3</w:t>
+      </w:r>
+      <w:r>
+        <w:rPr>
+          <w:rFonts w:ascii="微软雅黑" w:hAnsi="微软雅黑" w:eastAsia="微软雅黑"/>
+          <w:b w:val="0"/>
+          <w:sz w:val="20"/>
+        </w:rPr>
+        <w:t>/</w:t>
+      </w:r>
+      <w:r>
+        <w:rPr>
+          <w:rFonts w:ascii="Consolas" w:hAnsi="Consolas" w:eastAsia="微软雅黑"/>
+          <w:b w:val="0"/>
+          <w:sz w:val="20"/>
+        </w:rPr>
+        <w:t>C10</w:t>
+      </w:r>
+      <w:r>
+        <w:rPr>
+          <w:rFonts w:ascii="微软雅黑" w:hAnsi="微软雅黑" w:eastAsia="微软雅黑"/>
+          <w:b w:val="0"/>
+          <w:sz w:val="20"/>
+        </w:rPr>
+        <w:t>/</w:t>
+      </w:r>
+      <w:r>
+        <w:rPr>
+          <w:rFonts w:ascii="Consolas" w:hAnsi="Consolas" w:eastAsia="微软雅黑"/>
+          <w:b w:val="0"/>
+          <w:sz w:val="20"/>
+        </w:rPr>
+        <w:t>B12</w:t>
+      </w:r>
+      <w:r>
+        <w:rPr>
+          <w:rFonts w:ascii="微软雅黑" w:hAnsi="微软雅黑" w:eastAsia="微软雅黑"/>
+          <w:b w:val="0"/>
+          <w:sz w:val="20"/>
+        </w:rPr>
+        <w:t>，高电平点亮）：</w:t>
+      </w:r>
+    </w:p>
+    <w:tbl>
+      <w:tblPr>
+        <w:tblStyle w:val="TableGrid"/>
+        <w:tblW w:type="auto" w:w="0"/>
+        <w:jc w:val="center"/>
+        <w:tblLayout w:type="fixed"/>
+        <w:tblLook w:firstColumn="1" w:firstRow="1" w:lastColumn="0" w:lastRow="0" w:noHBand="0" w:noVBand="1" w:val="04A0"/>
+        <w:tblLayout w:type="fixed"/>
+      </w:tblPr>
+      <w:tblGrid>
+        <w:gridCol w:w="3812"/>
+        <w:gridCol w:w="3812"/>
+        <w:gridCol w:w="3812"/>
+        <w:gridCol w:w="3812"/>
+      </w:tblGrid>
+      <w:tr>
+        <w:trPr>
+          <w:tblHeader w:val="true"/>
+        </w:trPr>
+        <w:tc>
+          <w:tcPr>
+            <w:tcW w:type="dxa" w:w="817"/>
+            <w:shd w:val="clear" w:color="auto" w:fill="DCE6F1"/>
+          </w:tcPr>
+          <w:p>
+            <w:pPr>
+              <w:spacing w:before="20" w:after="20"/>
+            </w:pPr>
+            <w:r>
+              <w:rPr>
+                <w:rFonts w:ascii="微软雅黑" w:hAnsi="微软雅黑" w:eastAsia="微软雅黑"/>
+                <w:b/>
+                <w:sz w:val="17"/>
+              </w:rPr>
+              <w:t>LED</w:t>
+            </w:r>
+          </w:p>
+        </w:tc>
+        <w:tc>
+          <w:tcPr>
+            <w:tcW w:type="dxa" w:w="817"/>
+            <w:shd w:val="clear" w:color="auto" w:fill="DCE6F1"/>
+          </w:tcPr>
+          <w:p>
+            <w:pPr>
+              <w:spacing w:before="20" w:after="20"/>
+            </w:pPr>
+            <w:r>
+              <w:rPr>
+                <w:rFonts w:ascii="微软雅黑" w:hAnsi="微软雅黑" w:eastAsia="微软雅黑"/>
+                <w:b/>
+                <w:sz w:val="17"/>
+              </w:rPr>
+              <w:t>引脚</w:t>
+            </w:r>
+          </w:p>
+        </w:tc>
+        <w:tc>
+          <w:tcPr>
+            <w:tcW w:type="dxa" w:w="6808"/>
+            <w:shd w:val="clear" w:color="auto" w:fill="DCE6F1"/>
+          </w:tcPr>
+          <w:p>
+            <w:pPr>
+              <w:spacing w:before="20" w:after="20"/>
+            </w:pPr>
+            <w:r>
+              <w:rPr>
+                <w:rFonts w:ascii="微软雅黑" w:hAnsi="微软雅黑" w:eastAsia="微软雅黑"/>
+                <w:b/>
+                <w:sz w:val="17"/>
+              </w:rPr>
+              <w:t>驱动</w:t>
+            </w:r>
+          </w:p>
+        </w:tc>
+        <w:tc>
+          <w:tcPr>
+            <w:tcW w:type="dxa" w:w="6808"/>
+            <w:shd w:val="clear" w:color="auto" w:fill="DCE6F1"/>
+          </w:tcPr>
+          <w:p>
+            <w:pPr>
+              <w:spacing w:before="20" w:after="20"/>
+            </w:pPr>
+            <w:r>
+              <w:rPr>
+                <w:rFonts w:ascii="微软雅黑" w:hAnsi="微软雅黑" w:eastAsia="微软雅黑"/>
+                <w:b/>
+                <w:sz w:val="17"/>
+              </w:rPr>
+              <w:t>亮 / 闪 说明</w:t>
+            </w:r>
+          </w:p>
+        </w:tc>
+      </w:tr>
+      <w:tr>
+        <w:tc>
+          <w:tcPr>
+            <w:tcW w:type="dxa" w:w="817"/>
+          </w:tcPr>
+          <w:p>
+            <w:pPr>
+              <w:spacing w:before="20" w:after="20"/>
+            </w:pPr>
+            <w:r>
+              <w:rPr>
+                <w:rFonts w:ascii="微软雅黑" w:hAnsi="微软雅黑" w:eastAsia="微软雅黑"/>
+                <w:b w:val="0"/>
+                <w:sz w:val="17"/>
+              </w:rPr>
+              <w:t>LED0</w:t>
+            </w:r>
+          </w:p>
+        </w:tc>
+        <w:tc>
+          <w:tcPr>
+            <w:tcW w:type="dxa" w:w="817"/>
+          </w:tcPr>
+          <w:p>
+            <w:pPr>
+              <w:spacing w:before="20" w:after="20"/>
+            </w:pPr>
+            <w:r>
+              <w:rPr>
+                <w:rFonts w:ascii="Consolas" w:hAnsi="Consolas" w:eastAsia="微软雅黑"/>
+                <w:b w:val="0"/>
+                <w:sz w:val="17"/>
+              </w:rPr>
+              <w:t>A4</w:t>
+            </w:r>
+          </w:p>
+        </w:tc>
+        <w:tc>
+          <w:tcPr>
+            <w:tcW w:type="dxa" w:w="6808"/>
+          </w:tcPr>
+          <w:p>
+            <w:pPr>
+              <w:spacing w:before="20" w:after="20"/>
+            </w:pPr>
+            <w:r>
+              <w:rPr>
+                <w:rFonts w:ascii="Consolas" w:hAnsi="Consolas" w:eastAsia="微软雅黑"/>
+                <w:b w:val="0"/>
+                <w:sz w:val="17"/>
+              </w:rPr>
+              <w:t>dbg_rx_toggle</w:t>
+            </w:r>
+            <w:r>
+              <w:rPr>
+                <w:rFonts w:ascii="微软雅黑" w:hAnsi="微软雅黑" w:eastAsia="微软雅黑"/>
+                <w:b w:val="0"/>
+                <w:sz w:val="17"/>
+              </w:rPr>
+              <w:t>，每收到一个字节翻转</w:t>
+            </w:r>
+          </w:p>
+        </w:tc>
+        <w:tc>
+          <w:tcPr>
+            <w:tcW w:type="dxa" w:w="6808"/>
+          </w:tcPr>
+          <w:p>
+            <w:pPr>
+              <w:spacing w:before="20" w:after="20"/>
+            </w:pPr>
+            <w:r>
+              <w:rPr>
+                <w:rFonts w:ascii="微软雅黑" w:hAnsi="微软雅黑" w:eastAsia="微软雅黑"/>
+                <w:b w:val="0"/>
+                <w:sz w:val="17"/>
+              </w:rPr>
+              <w:t>有字节到达：接线、共地、电平、波特率都对</w:t>
+            </w:r>
+          </w:p>
+        </w:tc>
+      </w:tr>
+      <w:tr>
+        <w:tc>
+          <w:tcPr>
+            <w:tcW w:type="dxa" w:w="817"/>
+            <w:shd w:val="clear" w:color="auto" w:fill="F4F6FA"/>
+          </w:tcPr>
+          <w:p>
+            <w:pPr>
+              <w:spacing w:before="20" w:after="20"/>
+            </w:pPr>
+            <w:r>
+              <w:rPr>
+                <w:rFonts w:ascii="微软雅黑" w:hAnsi="微软雅黑" w:eastAsia="微软雅黑"/>
+                <w:b w:val="0"/>
+                <w:sz w:val="17"/>
+              </w:rPr>
+              <w:t>LED1</w:t>
+            </w:r>
+          </w:p>
+        </w:tc>
+        <w:tc>
+          <w:tcPr>
+            <w:tcW w:type="dxa" w:w="817"/>
+            <w:shd w:val="clear" w:color="auto" w:fill="F4F6FA"/>
+          </w:tcPr>
+          <w:p>
+            <w:pPr>
+              <w:spacing w:before="20" w:after="20"/>
+            </w:pPr>
+            <w:r>
+              <w:rPr>
+                <w:rFonts w:ascii="Consolas" w:hAnsi="Consolas" w:eastAsia="微软雅黑"/>
+                <w:b w:val="0"/>
+                <w:sz w:val="17"/>
+              </w:rPr>
+              <w:t>A3</w:t>
+            </w:r>
+          </w:p>
+        </w:tc>
+        <w:tc>
+          <w:tcPr>
+            <w:tcW w:type="dxa" w:w="6808"/>
+            <w:shd w:val="clear" w:color="auto" w:fill="F4F6FA"/>
+          </w:tcPr>
+          <w:p>
+            <w:pPr>
+              <w:spacing w:before="20" w:after="20"/>
+            </w:pPr>
+            <w:r>
+              <w:rPr>
+                <w:rFonts w:ascii="Consolas" w:hAnsi="Consolas" w:eastAsia="微软雅黑"/>
+                <w:b w:val="0"/>
+                <w:sz w:val="17"/>
+              </w:rPr>
+              <w:t>dbg_rx_ff</w:t>
+            </w:r>
+            <w:r>
+              <w:rPr>
+                <w:rFonts w:ascii="微软雅黑" w:hAnsi="微软雅黑" w:eastAsia="微软雅黑"/>
+                <w:b w:val="0"/>
+                <w:sz w:val="17"/>
+              </w:rPr>
+              <w:t xml:space="preserve">，最近一个字节是 </w:t>
+            </w:r>
+            <w:r>
+              <w:rPr>
+                <w:rFonts w:ascii="Consolas" w:hAnsi="Consolas" w:eastAsia="微软雅黑"/>
+                <w:b w:val="0"/>
+                <w:sz w:val="17"/>
+              </w:rPr>
+              <w:t>0xFF</w:t>
+            </w:r>
+          </w:p>
+        </w:tc>
+        <w:tc>
+          <w:tcPr>
+            <w:tcW w:type="dxa" w:w="6808"/>
+            <w:shd w:val="clear" w:color="auto" w:fill="F4F6FA"/>
+          </w:tcPr>
+          <w:p>
+            <w:pPr>
+              <w:spacing w:before="20" w:after="20"/>
+            </w:pPr>
+            <w:r>
+              <w:rPr>
+                <w:rFonts w:ascii="微软雅黑" w:hAnsi="微软雅黑" w:eastAsia="微软雅黑"/>
+                <w:b w:val="0"/>
+                <w:sz w:val="17"/>
+              </w:rPr>
+              <w:t>帧终止符收到了，成帧没问题</w:t>
+            </w:r>
+          </w:p>
+        </w:tc>
+      </w:tr>
+      <w:tr>
+        <w:tc>
+          <w:tcPr>
+            <w:tcW w:type="dxa" w:w="817"/>
+          </w:tcPr>
+          <w:p>
+            <w:pPr>
+              <w:spacing w:before="20" w:after="20"/>
+            </w:pPr>
+            <w:r>
+              <w:rPr>
+                <w:rFonts w:ascii="微软雅黑" w:hAnsi="微软雅黑" w:eastAsia="微软雅黑"/>
+                <w:b w:val="0"/>
+                <w:sz w:val="17"/>
+              </w:rPr>
+              <w:t>LED2</w:t>
+            </w:r>
+          </w:p>
+        </w:tc>
+        <w:tc>
+          <w:tcPr>
+            <w:tcW w:type="dxa" w:w="817"/>
+          </w:tcPr>
+          <w:p>
+            <w:pPr>
+              <w:spacing w:before="20" w:after="20"/>
+            </w:pPr>
+            <w:r>
+              <w:rPr>
+                <w:rFonts w:ascii="Consolas" w:hAnsi="Consolas" w:eastAsia="微软雅黑"/>
+                <w:b w:val="0"/>
+                <w:sz w:val="17"/>
+              </w:rPr>
+              <w:t>C10</w:t>
+            </w:r>
+          </w:p>
+        </w:tc>
+        <w:tc>
+          <w:tcPr>
+            <w:tcW w:type="dxa" w:w="6808"/>
+          </w:tcPr>
+          <w:p>
+            <w:pPr>
+              <w:spacing w:before="20" w:after="20"/>
+            </w:pPr>
+            <w:r>
+              <w:rPr>
+                <w:rFonts w:ascii="微软雅黑" w:hAnsi="微软雅黑" w:eastAsia="微软雅黑"/>
+                <w:b w:val="0"/>
+                <w:sz w:val="17"/>
+              </w:rPr>
+              <w:t xml:space="preserve">top 里 </w:t>
+            </w:r>
+            <w:r>
+              <w:rPr>
+                <w:rFonts w:ascii="Consolas" w:hAnsi="Consolas" w:eastAsia="微软雅黑"/>
+                <w:b w:val="0"/>
+                <w:sz w:val="17"/>
+              </w:rPr>
+              <w:t>cmd_any_set</w:t>
+            </w:r>
+            <w:r>
+              <w:rPr>
+                <w:rFonts w:ascii="微软雅黑" w:hAnsi="微软雅黑" w:eastAsia="微软雅黑"/>
+                <w:b w:val="0"/>
+                <w:sz w:val="17"/>
+              </w:rPr>
+              <w:t>（十个 set/pulse 的 OR）触发翻转</w:t>
+            </w:r>
+          </w:p>
+        </w:tc>
+        <w:tc>
+          <w:tcPr>
+            <w:tcW w:type="dxa" w:w="6808"/>
+          </w:tcPr>
+          <w:p>
+            <w:pPr>
+              <w:spacing w:before="20" w:after="20"/>
+            </w:pPr>
+            <w:r>
+              <w:rPr>
+                <w:rFonts w:ascii="微软雅黑" w:hAnsi="微软雅黑" w:eastAsia="微软雅黑"/>
+                <w:b w:val="0"/>
+                <w:sz w:val="17"/>
+              </w:rPr>
+              <w:t>有一帧被接受并派发：关键字、大小写、</w:t>
+            </w:r>
+            <w:r>
+              <w:rPr>
+                <w:rFonts w:ascii="Consolas" w:hAnsi="Consolas" w:eastAsia="微软雅黑"/>
+                <w:b w:val="0"/>
+                <w:sz w:val="17"/>
+              </w:rPr>
+              <w:t>clen</w:t>
+            </w:r>
+            <w:r>
+              <w:rPr>
+                <w:rFonts w:ascii="微软雅黑" w:hAnsi="微软雅黑" w:eastAsia="微软雅黑"/>
+                <w:b w:val="0"/>
+                <w:sz w:val="17"/>
+              </w:rPr>
+              <w:t>、参数全对</w:t>
+            </w:r>
+          </w:p>
+        </w:tc>
+      </w:tr>
+      <w:tr>
+        <w:tc>
+          <w:tcPr>
+            <w:tcW w:type="dxa" w:w="817"/>
+            <w:shd w:val="clear" w:color="auto" w:fill="F4F6FA"/>
+          </w:tcPr>
+          <w:p>
+            <w:pPr>
+              <w:spacing w:before="20" w:after="20"/>
+            </w:pPr>
+            <w:r>
+              <w:rPr>
+                <w:rFonts w:ascii="微软雅黑" w:hAnsi="微软雅黑" w:eastAsia="微软雅黑"/>
+                <w:b w:val="0"/>
+                <w:sz w:val="17"/>
+              </w:rPr>
+              <w:t>LED3</w:t>
+            </w:r>
+          </w:p>
+        </w:tc>
+        <w:tc>
+          <w:tcPr>
+            <w:tcW w:type="dxa" w:w="817"/>
+            <w:shd w:val="clear" w:color="auto" w:fill="F4F6FA"/>
+          </w:tcPr>
+          <w:p>
+            <w:pPr>
+              <w:spacing w:before="20" w:after="20"/>
+            </w:pPr>
+            <w:r>
+              <w:rPr>
+                <w:rFonts w:ascii="Consolas" w:hAnsi="Consolas" w:eastAsia="微软雅黑"/>
+                <w:b w:val="0"/>
+                <w:sz w:val="17"/>
+              </w:rPr>
+              <w:t>B12</w:t>
+            </w:r>
+          </w:p>
+        </w:tc>
+        <w:tc>
+          <w:tcPr>
+            <w:tcW w:type="dxa" w:w="6808"/>
+            <w:shd w:val="clear" w:color="auto" w:fill="F4F6FA"/>
+          </w:tcPr>
+          <w:p>
+            <w:pPr>
+              <w:spacing w:before="20" w:after="20"/>
+            </w:pPr>
+            <w:r>
+              <w:rPr>
+                <w:rFonts w:ascii="微软雅黑" w:hAnsi="微软雅黑" w:eastAsia="微软雅黑"/>
+                <w:b w:val="0"/>
+                <w:sz w:val="17"/>
+              </w:rPr>
+              <w:t xml:space="preserve">恒 </w:t>
+            </w:r>
+            <w:r>
+              <w:rPr>
+                <w:rFonts w:ascii="Consolas" w:hAnsi="Consolas" w:eastAsia="微软雅黑"/>
+                <w:b w:val="0"/>
+                <w:sz w:val="17"/>
+              </w:rPr>
+              <w:t>1'b0</w:t>
+            </w:r>
+          </w:p>
+        </w:tc>
+        <w:tc>
+          <w:tcPr>
+            <w:tcW w:type="dxa" w:w="6808"/>
+            <w:shd w:val="clear" w:color="auto" w:fill="F4F6FA"/>
+          </w:tcPr>
+          <w:p>
+            <w:pPr>
+              <w:spacing w:before="20" w:after="20"/>
+            </w:pPr>
+            <w:r>
+              <w:rPr>
+                <w:rFonts w:ascii="微软雅黑" w:hAnsi="微软雅黑" w:eastAsia="微软雅黑"/>
+                <w:b w:val="0"/>
+                <w:sz w:val="17"/>
+              </w:rPr>
+              <w:t>留作后续扩展</w:t>
+            </w:r>
+          </w:p>
+        </w:tc>
+      </w:tr>
+    </w:tbl>
+    <w:p/>
+    <w:p>
+      <w:pPr>
+        <w:spacing w:before="60" w:after="60"/>
+      </w:pPr>
+      <w:r>
+        <w:rPr>
+          <w:rFonts w:ascii="微软雅黑" w:hAnsi="微软雅黑" w:eastAsia="微软雅黑"/>
+          <w:b w:val="0"/>
+          <w:sz w:val="20"/>
+        </w:rPr>
+        <w:t>四种签名一眼可分，逐层收窄故障范围：</w:t>
       </w:r>
     </w:p>
     <w:p>
@@ -643,31 +2094,31 @@
           <w:b/>
           <w:sz w:val="20"/>
         </w:rPr>
-        <w:t>波特率 9600</w:t>
-      </w:r>
-      <w:r>
-        <w:rPr>
-          <w:rFonts w:ascii="微软雅黑" w:hAnsi="微软雅黑" w:eastAsia="微软雅黑"/>
-          <w:b w:val="0"/>
-          <w:sz w:val="20"/>
-        </w:rPr>
-        <w:t xml:space="preserve">（= 淘晶驰出厂默认，开箱即通、无需改屏幕工程），8N1，LSB first。FPGA 侧 </w:t>
-      </w:r>
-      <w:r>
-        <w:rPr>
-          <w:rFonts w:ascii="Consolas" w:hAnsi="Consolas" w:eastAsia="微软雅黑"/>
-          <w:b w:val="0"/>
-          <w:sz w:val="20"/>
-        </w:rPr>
-        <w:t>BAUD</w:t>
-      </w:r>
-      <w:r>
-        <w:rPr>
-          <w:rFonts w:ascii="微软雅黑" w:hAnsi="微软雅黑" w:eastAsia="微软雅黑"/>
-          <w:b w:val="0"/>
-          <w:sz w:val="20"/>
-        </w:rPr>
-        <w:t xml:space="preserve"> 是参数；如需提速，改 FPGA 参数 + 改屏幕工程波特率两端对齐即可（50 MHz / 9600 = 5208，误差 0.006%，远小于 UART 容限）。</w:t>
+        <w:t>三只全灭</w:t>
+      </w:r>
+      <w:r>
+        <w:rPr>
+          <w:rFonts w:ascii="微软雅黑" w:hAnsi="微软雅黑" w:eastAsia="微软雅黑"/>
+          <w:b w:val="0"/>
+          <w:sz w:val="20"/>
+        </w:rPr>
+        <w:t xml:space="preserve"> ⇒ 问题在物理链路（交叉接反、没共地、电平不对、波特率不对、屏幕根本没发），</w:t>
+      </w:r>
+      <w:r>
+        <w:rPr>
+          <w:rFonts w:ascii="微软雅黑" w:hAnsi="微软雅黑" w:eastAsia="微软雅黑"/>
+          <w:b/>
+          <w:sz w:val="20"/>
+        </w:rPr>
+        <w:t>不必再查协议</w:t>
+      </w:r>
+      <w:r>
+        <w:rPr>
+          <w:rFonts w:ascii="微软雅黑" w:hAnsi="微软雅黑" w:eastAsia="微软雅黑"/>
+          <w:b w:val="0"/>
+          <w:sz w:val="20"/>
+        </w:rPr>
+        <w:t>。</w:t>
       </w:r>
     </w:p>
     <w:p>
@@ -681,15 +2132,15 @@
           <w:b/>
           <w:sz w:val="20"/>
         </w:rPr>
-        <w:t>帧格式</w:t>
-      </w:r>
-      <w:r>
-        <w:rPr>
-          <w:rFonts w:ascii="微软雅黑" w:hAnsi="微软雅黑" w:eastAsia="微软雅黑"/>
-          <w:b w:val="0"/>
-          <w:sz w:val="20"/>
-        </w:rPr>
-        <w:t>：4 字符大写关键字 +（可选）</w:t>
+        <w:t>LED0 闪、LED1 恒灭</w:t>
+      </w:r>
+      <w:r>
+        <w:rPr>
+          <w:rFonts w:ascii="微软雅黑" w:hAnsi="微软雅黑" w:eastAsia="微软雅黑"/>
+          <w:b w:val="0"/>
+          <w:sz w:val="20"/>
+        </w:rPr>
+        <w:t xml:space="preserve"> ⇒ 字节进来了但从来没有终止符，屏幕工程漏了 </w:t>
       </w:r>
       <w:r>
         <w:rPr>
@@ -697,279 +2148,15 @@
           <w:b w:val="0"/>
           <w:sz w:val="20"/>
         </w:rPr>
-        <w:t>空格（0x20）+ 1 个 ASCII 字符参数</w:t>
-      </w:r>
-      <w:r>
-        <w:rPr>
-          <w:rFonts w:ascii="微软雅黑" w:hAnsi="微软雅黑" w:eastAsia="微软雅黑"/>
-          <w:b w:val="0"/>
-          <w:sz w:val="20"/>
-        </w:rPr>
-        <w:t>，以淘晶驰惯例的</w:t>
-      </w:r>
-      <w:r>
-        <w:rPr>
-          <w:rFonts w:ascii="微软雅黑" w:hAnsi="微软雅黑" w:eastAsia="微软雅黑"/>
-          <w:b/>
-          <w:sz w:val="20"/>
-        </w:rPr>
-        <w:t xml:space="preserve">连续 3 个 </w:t>
-      </w:r>
-      <w:r>
-        <w:rPr>
-          <w:rFonts w:ascii="Consolas" w:hAnsi="Consolas" w:eastAsia="微软雅黑"/>
-          <w:b/>
-          <w:sz w:val="20"/>
-        </w:rPr>
-        <w:t>0xFF</w:t>
-      </w:r>
-      <w:r>
-        <w:rPr>
-          <w:rFonts w:ascii="微软雅黑" w:hAnsi="微软雅黑" w:eastAsia="微软雅黑"/>
-          <w:b w:val="0"/>
-          <w:sz w:val="20"/>
-        </w:rPr>
-        <w:t xml:space="preserve"> 结尾。带参帧固定 </w:t>
-      </w:r>
-      <w:r>
-        <w:rPr>
-          <w:rFonts w:ascii="微软雅黑" w:hAnsi="微软雅黑" w:eastAsia="微软雅黑"/>
-          <w:b/>
-          <w:sz w:val="20"/>
-        </w:rPr>
-        <w:t>9 字节</w:t>
-      </w:r>
-      <w:r>
-        <w:rPr>
-          <w:rFonts w:ascii="微软雅黑" w:hAnsi="微软雅黑" w:eastAsia="微软雅黑"/>
-          <w:b w:val="0"/>
-          <w:sz w:val="20"/>
-        </w:rPr>
-        <w:t xml:space="preserve">、无参帧固定 </w:t>
-      </w:r>
-      <w:r>
-        <w:rPr>
-          <w:rFonts w:ascii="微软雅黑" w:hAnsi="微软雅黑" w:eastAsia="微软雅黑"/>
-          <w:b/>
-          <w:sz w:val="20"/>
-        </w:rPr>
-        <w:t>7 字节</w:t>
-      </w:r>
-      <w:r>
-        <w:rPr>
-          <w:rFonts w:ascii="微软雅黑" w:hAnsi="微软雅黑" w:eastAsia="微软雅黑"/>
-          <w:b w:val="0"/>
-          <w:sz w:val="20"/>
-        </w:rPr>
-        <w:t xml:space="preserve">。负载字节永远是 ASCII（不会是 </w:t>
-      </w:r>
-      <w:r>
-        <w:rPr>
-          <w:rFonts w:ascii="Consolas" w:hAnsi="Consolas" w:eastAsia="微软雅黑"/>
-          <w:b w:val="0"/>
-          <w:sz w:val="20"/>
-        </w:rPr>
-        <w:t>0xFF</w:t>
-      </w:r>
-      <w:r>
-        <w:rPr>
-          <w:rFonts w:ascii="微软雅黑" w:hAnsi="微软雅黑" w:eastAsia="微软雅黑"/>
-          <w:b w:val="0"/>
-          <w:sz w:val="20"/>
-        </w:rPr>
-        <w:t xml:space="preserve">），所以 </w:t>
-      </w:r>
-      <w:r>
-        <w:rPr>
-          <w:rFonts w:ascii="Consolas" w:hAnsi="Consolas" w:eastAsia="微软雅黑"/>
-          <w:b w:val="0"/>
-          <w:sz w:val="20"/>
-        </w:rPr>
-        <w:t>0xFF</w:t>
-      </w:r>
-      <w:r>
-        <w:rPr>
-          <w:rFonts w:ascii="微软雅黑" w:hAnsi="微软雅黑" w:eastAsia="微软雅黑"/>
-          <w:b w:val="0"/>
-          <w:sz w:val="20"/>
-        </w:rPr>
-        <w:t xml:space="preserve"> 唯一地表示终止符；FPGA 收到第 3 个 </w:t>
-      </w:r>
-      <w:r>
-        <w:rPr>
-          <w:rFonts w:ascii="Consolas" w:hAnsi="Consolas" w:eastAsia="微软雅黑"/>
-          <w:b w:val="0"/>
-          <w:sz w:val="20"/>
-        </w:rPr>
-        <w:t>0xFF</w:t>
-      </w:r>
-      <w:r>
-        <w:rPr>
-          <w:rFonts w:ascii="微软雅黑" w:hAnsi="微软雅黑" w:eastAsia="微软雅黑"/>
-          <w:b w:val="0"/>
-          <w:sz w:val="20"/>
-        </w:rPr>
-        <w:t xml:space="preserve"> 即解析缓冲区。</w:t>
-      </w:r>
-      <w:r>
-        <w:rPr>
-          <w:rFonts w:ascii="微软雅黑" w:hAnsi="微软雅黑" w:eastAsia="微软雅黑"/>
-          <w:b/>
-          <w:sz w:val="20"/>
-        </w:rPr>
-        <w:t>参数是十六进制单字符</w:t>
-      </w:r>
-      <w:r>
-        <w:rPr>
-          <w:rFonts w:ascii="微软雅黑" w:hAnsi="微软雅黑" w:eastAsia="微软雅黑"/>
-          <w:b w:val="0"/>
-          <w:sz w:val="20"/>
-        </w:rPr>
-        <w:t>：</w:t>
-      </w:r>
-      <w:r>
-        <w:rPr>
-          <w:rFonts w:ascii="Consolas" w:hAnsi="Consolas" w:eastAsia="微软雅黑"/>
-          <w:b w:val="0"/>
-          <w:sz w:val="20"/>
-        </w:rPr>
-        <w:t>0</w:t>
-      </w:r>
-      <w:r>
-        <w:rPr>
-          <w:rFonts w:ascii="微软雅黑" w:hAnsi="微软雅黑" w:eastAsia="微软雅黑"/>
-          <w:b w:val="0"/>
-          <w:sz w:val="20"/>
-        </w:rPr>
-        <w:t>-</w:t>
-      </w:r>
-      <w:r>
-        <w:rPr>
-          <w:rFonts w:ascii="Consolas" w:hAnsi="Consolas" w:eastAsia="微软雅黑"/>
-          <w:b w:val="0"/>
-          <w:sz w:val="20"/>
-        </w:rPr>
-        <w:t>9</w:t>
-      </w:r>
-      <w:r>
-        <w:rPr>
-          <w:rFonts w:ascii="微软雅黑" w:hAnsi="微软雅黑" w:eastAsia="微软雅黑"/>
-          <w:b w:val="0"/>
-          <w:sz w:val="20"/>
-        </w:rPr>
-        <w:t xml:space="preserve"> = 0..9、</w:t>
-      </w:r>
-      <w:r>
-        <w:rPr>
-          <w:rFonts w:ascii="Consolas" w:hAnsi="Consolas" w:eastAsia="微软雅黑"/>
-          <w:b w:val="0"/>
-          <w:sz w:val="20"/>
-        </w:rPr>
-        <w:t>A</w:t>
-      </w:r>
-      <w:r>
-        <w:rPr>
-          <w:rFonts w:ascii="微软雅黑" w:hAnsi="微软雅黑" w:eastAsia="微软雅黑"/>
-          <w:b w:val="0"/>
-          <w:sz w:val="20"/>
-        </w:rPr>
-        <w:t>-</w:t>
-      </w:r>
-      <w:r>
-        <w:rPr>
-          <w:rFonts w:ascii="Consolas" w:hAnsi="Consolas" w:eastAsia="微软雅黑"/>
-          <w:b w:val="0"/>
-          <w:sz w:val="20"/>
-        </w:rPr>
-        <w:t>F</w:t>
-      </w:r>
-      <w:r>
-        <w:rPr>
-          <w:rFonts w:ascii="微软雅黑" w:hAnsi="微软雅黑" w:eastAsia="微软雅黑"/>
-          <w:b w:val="0"/>
-          <w:sz w:val="20"/>
-        </w:rPr>
-        <w:t xml:space="preserve"> = 10..15，</w:t>
-      </w:r>
-      <w:r>
-        <w:rPr>
-          <w:rFonts w:ascii="Consolas" w:hAnsi="Consolas" w:eastAsia="微软雅黑"/>
-          <w:b w:val="0"/>
-          <w:sz w:val="20"/>
-        </w:rPr>
-        <w:t>MODE</w:t>
-      </w:r>
-      <w:r>
-        <w:rPr>
-          <w:rFonts w:ascii="微软雅黑" w:hAnsi="微软雅黑" w:eastAsia="微软雅黑"/>
-          <w:b w:val="0"/>
-          <w:sz w:val="20"/>
-        </w:rPr>
-        <w:t xml:space="preserve"> 与 </w:t>
-      </w:r>
-      <w:r>
-        <w:rPr>
-          <w:rFonts w:ascii="Consolas" w:hAnsi="Consolas" w:eastAsia="微软雅黑"/>
-          <w:b w:val="0"/>
-          <w:sz w:val="20"/>
-        </w:rPr>
-        <w:t>FILT</w:t>
-      </w:r>
-      <w:r>
-        <w:rPr>
-          <w:rFonts w:ascii="微软雅黑" w:hAnsi="微软雅黑" w:eastAsia="微软雅黑"/>
-          <w:b w:val="0"/>
-          <w:sz w:val="20"/>
-        </w:rPr>
-        <w:t xml:space="preserve"> 用满 0..F，其余命令仍只收自己那几个十进制数字。</w:t>
-      </w:r>
-      <w:r>
-        <w:rPr>
-          <w:rFonts w:ascii="微软雅黑" w:hAnsi="微软雅黑" w:eastAsia="微软雅黑"/>
-          <w:b/>
-          <w:sz w:val="20"/>
-        </w:rPr>
-        <w:t xml:space="preserve">小写 </w:t>
-      </w:r>
-      <w:r>
-        <w:rPr>
-          <w:rFonts w:ascii="Consolas" w:hAnsi="Consolas" w:eastAsia="微软雅黑"/>
-          <w:b/>
-          <w:sz w:val="20"/>
-        </w:rPr>
-        <w:t>a</w:t>
-      </w:r>
-      <w:r>
-        <w:rPr>
-          <w:rFonts w:ascii="微软雅黑" w:hAnsi="微软雅黑" w:eastAsia="微软雅黑"/>
-          <w:b/>
-          <w:sz w:val="20"/>
-        </w:rPr>
-        <w:t>-</w:t>
-      </w:r>
-      <w:r>
-        <w:rPr>
-          <w:rFonts w:ascii="Consolas" w:hAnsi="Consolas" w:eastAsia="微软雅黑"/>
-          <w:b/>
-          <w:sz w:val="20"/>
-        </w:rPr>
-        <w:t>f</w:t>
-      </w:r>
-      <w:r>
-        <w:rPr>
-          <w:rFonts w:ascii="微软雅黑" w:hAnsi="微软雅黑" w:eastAsia="微软雅黑"/>
-          <w:b/>
-          <w:sz w:val="20"/>
-        </w:rPr>
-        <w:t xml:space="preserve"> 一律拒收</w:t>
-      </w:r>
-      <w:r>
-        <w:rPr>
-          <w:rFonts w:ascii="微软雅黑" w:hAnsi="微软雅黑" w:eastAsia="微软雅黑"/>
-          <w:b w:val="0"/>
-          <w:sz w:val="20"/>
-        </w:rPr>
-        <w:t>，屏幕侧必须发大写。</w:t>
+        <w:t>printh ff ff ff</w:t>
+      </w:r>
+      <w:r>
+        <w:rPr>
+          <w:rFonts w:ascii="微软雅黑" w:hAnsi="微软雅黑" w:eastAsia="微软雅黑"/>
+          <w:b w:val="0"/>
+          <w:sz w:val="20"/>
+        </w:rPr>
+        <w:t>。</w:t>
       </w:r>
     </w:p>
     <w:p>
@@ -983,6 +2170,560 @@
           <w:b/>
           <w:sz w:val="20"/>
         </w:rPr>
+        <w:t>LED0 闪、LED1 亮、LED2 恒灭</w:t>
+      </w:r>
+      <w:r>
+        <w:rPr>
+          <w:rFonts w:ascii="微软雅黑" w:hAnsi="微软雅黑" w:eastAsia="微软雅黑"/>
+          <w:b w:val="0"/>
+          <w:sz w:val="20"/>
+        </w:rPr>
+        <w:t xml:space="preserve"> ⇒ 终止符到了但帧被判非法，去查大小写、尾随空格、</w:t>
+      </w:r>
+      <w:r>
+        <w:rPr>
+          <w:rFonts w:ascii="Consolas" w:hAnsi="Consolas" w:eastAsia="微软雅黑"/>
+          <w:b w:val="0"/>
+          <w:sz w:val="20"/>
+        </w:rPr>
+        <w:t>MODE 10</w:t>
+      </w:r>
+      <w:r>
+        <w:rPr>
+          <w:rFonts w:ascii="微软雅黑" w:hAnsi="微软雅黑" w:eastAsia="微软雅黑"/>
+          <w:b w:val="0"/>
+          <w:sz w:val="20"/>
+        </w:rPr>
+        <w:t xml:space="preserve"> 这类两位参数。注意</w:t>
+      </w:r>
+      <w:r>
+        <w:rPr>
+          <w:rFonts w:ascii="微软雅黑" w:hAnsi="微软雅黑" w:eastAsia="微软雅黑"/>
+          <w:b/>
+          <w:sz w:val="20"/>
+        </w:rPr>
+        <w:t xml:space="preserve">只发 2 个 </w:t>
+      </w:r>
+      <w:r>
+        <w:rPr>
+          <w:rFonts w:ascii="Consolas" w:hAnsi="Consolas" w:eastAsia="微软雅黑"/>
+          <w:b/>
+          <w:sz w:val="20"/>
+        </w:rPr>
+        <w:t>0xFF</w:t>
+      </w:r>
+      <w:r>
+        <w:rPr>
+          <w:rFonts w:ascii="微软雅黑" w:hAnsi="微软雅黑" w:eastAsia="微软雅黑"/>
+          <w:b w:val="0"/>
+          <w:sz w:val="20"/>
+        </w:rPr>
+        <w:t xml:space="preserve"> 也是这个签名。</w:t>
+      </w:r>
+    </w:p>
+    <w:p>
+      <w:pPr>
+        <w:pStyle w:val="ListBullet"/>
+        <w:spacing w:before="20" w:after="20"/>
+      </w:pPr>
+      <w:r>
+        <w:rPr>
+          <w:rFonts w:ascii="微软雅黑" w:hAnsi="微软雅黑" w:eastAsia="微软雅黑"/>
+          <w:b/>
+          <w:sz w:val="20"/>
+        </w:rPr>
+        <w:t>LED2 每按一次翻一下</w:t>
+      </w:r>
+      <w:r>
+        <w:rPr>
+          <w:rFonts w:ascii="微软雅黑" w:hAnsi="微软雅黑" w:eastAsia="微软雅黑"/>
+          <w:b w:val="0"/>
+          <w:sz w:val="20"/>
+        </w:rPr>
+        <w:t xml:space="preserve"> ⇒ 链路完全正常。</w:t>
+      </w:r>
+    </w:p>
+    <w:p>
+      <w:pPr>
+        <w:spacing w:before="60" w:after="60"/>
+      </w:pPr>
+      <w:r>
+        <w:rPr>
+          <w:rFonts w:ascii="微软雅黑" w:hAnsi="微软雅黑" w:eastAsia="微软雅黑"/>
+          <w:b w:val="0"/>
+          <w:sz w:val="20"/>
+        </w:rPr>
+        <w:t>LED0 的</w:t>
+      </w:r>
+      <w:r>
+        <w:rPr>
+          <w:rFonts w:ascii="微软雅黑" w:hAnsi="微软雅黑" w:eastAsia="微软雅黑"/>
+          <w:b/>
+          <w:sz w:val="20"/>
+        </w:rPr>
+        <w:t>电平</w:t>
+      </w:r>
+      <w:r>
+        <w:rPr>
+          <w:rFonts w:ascii="微软雅黑" w:hAnsi="微软雅黑" w:eastAsia="微软雅黑"/>
+          <w:b w:val="0"/>
+          <w:sz w:val="20"/>
+        </w:rPr>
+        <w:t>只是收到字节数的奇偶（9 字节帧结束后是亮、8 字节后是灭），要看的是它在发送期间</w:t>
+      </w:r>
+      <w:r>
+        <w:rPr>
+          <w:rFonts w:ascii="微软雅黑" w:hAnsi="微软雅黑" w:eastAsia="微软雅黑"/>
+          <w:b/>
+          <w:sz w:val="20"/>
+        </w:rPr>
+        <w:t>闪动</w:t>
+      </w:r>
+      <w:r>
+        <w:rPr>
+          <w:rFonts w:ascii="微软雅黑" w:hAnsi="微软雅黑" w:eastAsia="微软雅黑"/>
+          <w:b w:val="0"/>
+          <w:sz w:val="20"/>
+        </w:rPr>
+        <w:t>，不是静止时的亮灭。</w:t>
+      </w:r>
+    </w:p>
+    <w:p>
+      <w:pPr>
+        <w:spacing w:before="60" w:after="60"/>
+      </w:pPr>
+      <w:r>
+        <w:rPr>
+          <w:rFonts w:ascii="微软雅黑" w:hAnsi="微软雅黑" w:eastAsia="微软雅黑"/>
+          <w:b w:val="0"/>
+          <w:sz w:val="20"/>
+        </w:rPr>
+        <w:t xml:space="preserve">模型侧由 </w:t>
+      </w:r>
+      <w:r>
+        <w:rPr>
+          <w:rFonts w:ascii="Consolas" w:hAnsi="Consolas" w:eastAsia="微软雅黑"/>
+          <w:b w:val="0"/>
+          <w:sz w:val="20"/>
+        </w:rPr>
+        <w:t>tools/sim_uart_ctrl.py</w:t>
+      </w:r>
+      <w:r>
+        <w:rPr>
+          <w:rFonts w:ascii="微软雅黑" w:hAnsi="微软雅黑" w:eastAsia="微软雅黑"/>
+          <w:b w:val="0"/>
+          <w:sz w:val="20"/>
+        </w:rPr>
+        <w:t xml:space="preserve"> Pass F 覆盖（6 项）：纯观测性（零流量时两只都停在复位值且不误派发）、干净帧三层全响应、上面前三种签名各自可区分，另外锁定两条屏幕工程依赖的成帧性质——</w:t>
+      </w:r>
+      <w:r>
+        <w:rPr>
+          <w:rFonts w:ascii="微软雅黑" w:hAnsi="微软雅黑" w:eastAsia="微软雅黑"/>
+          <w:b/>
+          <w:sz w:val="20"/>
+        </w:rPr>
+        <w:t>背靠背零间隔的两帧都能派发</w:t>
+      </w:r>
+      <w:r>
+        <w:rPr>
+          <w:rFonts w:ascii="微软雅黑" w:hAnsi="微软雅黑" w:eastAsia="微软雅黑"/>
+          <w:b w:val="0"/>
+          <w:sz w:val="20"/>
+        </w:rPr>
+        <w:t>、</w:t>
+      </w:r>
+      <w:r>
+        <w:rPr>
+          <w:rFonts w:ascii="微软雅黑" w:hAnsi="微软雅黑" w:eastAsia="微软雅黑"/>
+          <w:b/>
+          <w:sz w:val="20"/>
+        </w:rPr>
+        <w:t xml:space="preserve">帧间夹一个 </w:t>
+      </w:r>
+      <w:r>
+        <w:rPr>
+          <w:rFonts w:ascii="Consolas" w:hAnsi="Consolas" w:eastAsia="微软雅黑"/>
+          <w:b/>
+          <w:sz w:val="20"/>
+        </w:rPr>
+        <w:t>0x20</w:t>
+      </w:r>
+      <w:r>
+        <w:rPr>
+          <w:rFonts w:ascii="微软雅黑" w:hAnsi="微软雅黑" w:eastAsia="微软雅黑"/>
+          <w:b/>
+          <w:sz w:val="20"/>
+        </w:rPr>
+        <w:t xml:space="preserve"> 恰好牺牲下一帧然后自愈</w:t>
+      </w:r>
+      <w:r>
+        <w:rPr>
+          <w:rFonts w:ascii="微软雅黑" w:hAnsi="微软雅黑" w:eastAsia="微软雅黑"/>
+          <w:b w:val="0"/>
+          <w:sz w:val="20"/>
+        </w:rPr>
+        <w:t>。</w:t>
+      </w:r>
+    </w:p>
+    <w:p>
+      <w:pPr>
+        <w:pStyle w:val="Heading2"/>
+      </w:pPr>
+      <w:r>
+        <w:t>协议</w:t>
+      </w:r>
+    </w:p>
+    <w:p>
+      <w:pPr>
+        <w:pStyle w:val="ListBullet"/>
+        <w:spacing w:before="20" w:after="20"/>
+      </w:pPr>
+      <w:r>
+        <w:rPr>
+          <w:rFonts w:ascii="微软雅黑" w:hAnsi="微软雅黑" w:eastAsia="微软雅黑"/>
+          <w:b/>
+          <w:sz w:val="20"/>
+        </w:rPr>
+        <w:t>波特率 9600</w:t>
+      </w:r>
+      <w:r>
+        <w:rPr>
+          <w:rFonts w:ascii="微软雅黑" w:hAnsi="微软雅黑" w:eastAsia="微软雅黑"/>
+          <w:b w:val="0"/>
+          <w:sz w:val="20"/>
+        </w:rPr>
+        <w:t xml:space="preserve">（= 淘晶驰出厂默认，开箱即通、无需改屏幕工程），8N1，LSB first。FPGA 侧 </w:t>
+      </w:r>
+      <w:r>
+        <w:rPr>
+          <w:rFonts w:ascii="Consolas" w:hAnsi="Consolas" w:eastAsia="微软雅黑"/>
+          <w:b w:val="0"/>
+          <w:sz w:val="20"/>
+        </w:rPr>
+        <w:t>BAUD</w:t>
+      </w:r>
+      <w:r>
+        <w:rPr>
+          <w:rFonts w:ascii="微软雅黑" w:hAnsi="微软雅黑" w:eastAsia="微软雅黑"/>
+          <w:b w:val="0"/>
+          <w:sz w:val="20"/>
+        </w:rPr>
+        <w:t xml:space="preserve"> 是参数；如需提速，改 FPGA 参数 + 改屏幕工程波特率两端对齐即可（50 MHz / 9600 = 5208，误差 0.006%，远小于 UART 容限）。</w:t>
+      </w:r>
+    </w:p>
+    <w:p>
+      <w:pPr>
+        <w:pStyle w:val="ListBullet"/>
+        <w:spacing w:before="20" w:after="20"/>
+      </w:pPr>
+      <w:r>
+        <w:rPr>
+          <w:rFonts w:ascii="微软雅黑" w:hAnsi="微软雅黑" w:eastAsia="微软雅黑"/>
+          <w:b/>
+          <w:sz w:val="20"/>
+        </w:rPr>
+        <w:t>帧格式</w:t>
+      </w:r>
+      <w:r>
+        <w:rPr>
+          <w:rFonts w:ascii="微软雅黑" w:hAnsi="微软雅黑" w:eastAsia="微软雅黑"/>
+          <w:b w:val="0"/>
+          <w:sz w:val="20"/>
+        </w:rPr>
+        <w:t>：4 字符大写关键字 +（可选）</w:t>
+      </w:r>
+      <w:r>
+        <w:rPr>
+          <w:rFonts w:ascii="Consolas" w:hAnsi="Consolas" w:eastAsia="微软雅黑"/>
+          <w:b w:val="0"/>
+          <w:sz w:val="20"/>
+        </w:rPr>
+        <w:t>空格（0x20）+ 1 个 ASCII 字符参数</w:t>
+      </w:r>
+      <w:r>
+        <w:rPr>
+          <w:rFonts w:ascii="微软雅黑" w:hAnsi="微软雅黑" w:eastAsia="微软雅黑"/>
+          <w:b w:val="0"/>
+          <w:sz w:val="20"/>
+        </w:rPr>
+        <w:t>，以淘晶驰惯例的</w:t>
+      </w:r>
+      <w:r>
+        <w:rPr>
+          <w:rFonts w:ascii="微软雅黑" w:hAnsi="微软雅黑" w:eastAsia="微软雅黑"/>
+          <w:b/>
+          <w:sz w:val="20"/>
+        </w:rPr>
+        <w:t xml:space="preserve">连续 3 个 </w:t>
+      </w:r>
+      <w:r>
+        <w:rPr>
+          <w:rFonts w:ascii="Consolas" w:hAnsi="Consolas" w:eastAsia="微软雅黑"/>
+          <w:b/>
+          <w:sz w:val="20"/>
+        </w:rPr>
+        <w:t>0xFF</w:t>
+      </w:r>
+      <w:r>
+        <w:rPr>
+          <w:rFonts w:ascii="微软雅黑" w:hAnsi="微软雅黑" w:eastAsia="微软雅黑"/>
+          <w:b w:val="0"/>
+          <w:sz w:val="20"/>
+        </w:rPr>
+        <w:t xml:space="preserve"> 结尾。带参帧固定 </w:t>
+      </w:r>
+      <w:r>
+        <w:rPr>
+          <w:rFonts w:ascii="微软雅黑" w:hAnsi="微软雅黑" w:eastAsia="微软雅黑"/>
+          <w:b/>
+          <w:sz w:val="20"/>
+        </w:rPr>
+        <w:t>9 字节</w:t>
+      </w:r>
+      <w:r>
+        <w:rPr>
+          <w:rFonts w:ascii="微软雅黑" w:hAnsi="微软雅黑" w:eastAsia="微软雅黑"/>
+          <w:b w:val="0"/>
+          <w:sz w:val="20"/>
+        </w:rPr>
+        <w:t xml:space="preserve">、无参帧固定 </w:t>
+      </w:r>
+      <w:r>
+        <w:rPr>
+          <w:rFonts w:ascii="微软雅黑" w:hAnsi="微软雅黑" w:eastAsia="微软雅黑"/>
+          <w:b/>
+          <w:sz w:val="20"/>
+        </w:rPr>
+        <w:t>7 字节</w:t>
+      </w:r>
+      <w:r>
+        <w:rPr>
+          <w:rFonts w:ascii="微软雅黑" w:hAnsi="微软雅黑" w:eastAsia="微软雅黑"/>
+          <w:b w:val="0"/>
+          <w:sz w:val="20"/>
+        </w:rPr>
+        <w:t xml:space="preserve">。负载字节永远是 ASCII（不会是 </w:t>
+      </w:r>
+      <w:r>
+        <w:rPr>
+          <w:rFonts w:ascii="Consolas" w:hAnsi="Consolas" w:eastAsia="微软雅黑"/>
+          <w:b w:val="0"/>
+          <w:sz w:val="20"/>
+        </w:rPr>
+        <w:t>0xFF</w:t>
+      </w:r>
+      <w:r>
+        <w:rPr>
+          <w:rFonts w:ascii="微软雅黑" w:hAnsi="微软雅黑" w:eastAsia="微软雅黑"/>
+          <w:b w:val="0"/>
+          <w:sz w:val="20"/>
+        </w:rPr>
+        <w:t xml:space="preserve">），所以 </w:t>
+      </w:r>
+      <w:r>
+        <w:rPr>
+          <w:rFonts w:ascii="Consolas" w:hAnsi="Consolas" w:eastAsia="微软雅黑"/>
+          <w:b w:val="0"/>
+          <w:sz w:val="20"/>
+        </w:rPr>
+        <w:t>0xFF</w:t>
+      </w:r>
+      <w:r>
+        <w:rPr>
+          <w:rFonts w:ascii="微软雅黑" w:hAnsi="微软雅黑" w:eastAsia="微软雅黑"/>
+          <w:b w:val="0"/>
+          <w:sz w:val="20"/>
+        </w:rPr>
+        <w:t xml:space="preserve"> 唯一地表示终止符；FPGA 收到第 3 个 </w:t>
+      </w:r>
+      <w:r>
+        <w:rPr>
+          <w:rFonts w:ascii="Consolas" w:hAnsi="Consolas" w:eastAsia="微软雅黑"/>
+          <w:b w:val="0"/>
+          <w:sz w:val="20"/>
+        </w:rPr>
+        <w:t>0xFF</w:t>
+      </w:r>
+      <w:r>
+        <w:rPr>
+          <w:rFonts w:ascii="微软雅黑" w:hAnsi="微软雅黑" w:eastAsia="微软雅黑"/>
+          <w:b w:val="0"/>
+          <w:sz w:val="20"/>
+        </w:rPr>
+        <w:t xml:space="preserve"> 即解析缓冲区。</w:t>
+      </w:r>
+      <w:r>
+        <w:rPr>
+          <w:rFonts w:ascii="微软雅黑" w:hAnsi="微软雅黑" w:eastAsia="微软雅黑"/>
+          <w:b/>
+          <w:sz w:val="20"/>
+        </w:rPr>
+        <w:t>参数是十六进制单字符</w:t>
+      </w:r>
+      <w:r>
+        <w:rPr>
+          <w:rFonts w:ascii="微软雅黑" w:hAnsi="微软雅黑" w:eastAsia="微软雅黑"/>
+          <w:b w:val="0"/>
+          <w:sz w:val="20"/>
+        </w:rPr>
+        <w:t>：</w:t>
+      </w:r>
+      <w:r>
+        <w:rPr>
+          <w:rFonts w:ascii="Consolas" w:hAnsi="Consolas" w:eastAsia="微软雅黑"/>
+          <w:b w:val="0"/>
+          <w:sz w:val="20"/>
+        </w:rPr>
+        <w:t>0</w:t>
+      </w:r>
+      <w:r>
+        <w:rPr>
+          <w:rFonts w:ascii="微软雅黑" w:hAnsi="微软雅黑" w:eastAsia="微软雅黑"/>
+          <w:b w:val="0"/>
+          <w:sz w:val="20"/>
+        </w:rPr>
+        <w:t>-</w:t>
+      </w:r>
+      <w:r>
+        <w:rPr>
+          <w:rFonts w:ascii="Consolas" w:hAnsi="Consolas" w:eastAsia="微软雅黑"/>
+          <w:b w:val="0"/>
+          <w:sz w:val="20"/>
+        </w:rPr>
+        <w:t>9</w:t>
+      </w:r>
+      <w:r>
+        <w:rPr>
+          <w:rFonts w:ascii="微软雅黑" w:hAnsi="微软雅黑" w:eastAsia="微软雅黑"/>
+          <w:b w:val="0"/>
+          <w:sz w:val="20"/>
+        </w:rPr>
+        <w:t xml:space="preserve"> = 0..9、</w:t>
+      </w:r>
+      <w:r>
+        <w:rPr>
+          <w:rFonts w:ascii="Consolas" w:hAnsi="Consolas" w:eastAsia="微软雅黑"/>
+          <w:b w:val="0"/>
+          <w:sz w:val="20"/>
+        </w:rPr>
+        <w:t>A</w:t>
+      </w:r>
+      <w:r>
+        <w:rPr>
+          <w:rFonts w:ascii="微软雅黑" w:hAnsi="微软雅黑" w:eastAsia="微软雅黑"/>
+          <w:b w:val="0"/>
+          <w:sz w:val="20"/>
+        </w:rPr>
+        <w:t>-</w:t>
+      </w:r>
+      <w:r>
+        <w:rPr>
+          <w:rFonts w:ascii="Consolas" w:hAnsi="Consolas" w:eastAsia="微软雅黑"/>
+          <w:b w:val="0"/>
+          <w:sz w:val="20"/>
+        </w:rPr>
+        <w:t>F</w:t>
+      </w:r>
+      <w:r>
+        <w:rPr>
+          <w:rFonts w:ascii="微软雅黑" w:hAnsi="微软雅黑" w:eastAsia="微软雅黑"/>
+          <w:b w:val="0"/>
+          <w:sz w:val="20"/>
+        </w:rPr>
+        <w:t xml:space="preserve"> = 10..15，</w:t>
+      </w:r>
+      <w:r>
+        <w:rPr>
+          <w:rFonts w:ascii="Consolas" w:hAnsi="Consolas" w:eastAsia="微软雅黑"/>
+          <w:b w:val="0"/>
+          <w:sz w:val="20"/>
+        </w:rPr>
+        <w:t>MODE</w:t>
+      </w:r>
+      <w:r>
+        <w:rPr>
+          <w:rFonts w:ascii="微软雅黑" w:hAnsi="微软雅黑" w:eastAsia="微软雅黑"/>
+          <w:b w:val="0"/>
+          <w:sz w:val="20"/>
+        </w:rPr>
+        <w:t xml:space="preserve"> 与 </w:t>
+      </w:r>
+      <w:r>
+        <w:rPr>
+          <w:rFonts w:ascii="Consolas" w:hAnsi="Consolas" w:eastAsia="微软雅黑"/>
+          <w:b w:val="0"/>
+          <w:sz w:val="20"/>
+        </w:rPr>
+        <w:t>FILT</w:t>
+      </w:r>
+      <w:r>
+        <w:rPr>
+          <w:rFonts w:ascii="微软雅黑" w:hAnsi="微软雅黑" w:eastAsia="微软雅黑"/>
+          <w:b w:val="0"/>
+          <w:sz w:val="20"/>
+        </w:rPr>
+        <w:t xml:space="preserve"> 用满 0..F，其余命令仍只收自己那几个十进制数字。</w:t>
+      </w:r>
+      <w:r>
+        <w:rPr>
+          <w:rFonts w:ascii="微软雅黑" w:hAnsi="微软雅黑" w:eastAsia="微软雅黑"/>
+          <w:b/>
+          <w:sz w:val="20"/>
+        </w:rPr>
+        <w:t xml:space="preserve">小写 </w:t>
+      </w:r>
+      <w:r>
+        <w:rPr>
+          <w:rFonts w:ascii="Consolas" w:hAnsi="Consolas" w:eastAsia="微软雅黑"/>
+          <w:b/>
+          <w:sz w:val="20"/>
+        </w:rPr>
+        <w:t>a</w:t>
+      </w:r>
+      <w:r>
+        <w:rPr>
+          <w:rFonts w:ascii="微软雅黑" w:hAnsi="微软雅黑" w:eastAsia="微软雅黑"/>
+          <w:b/>
+          <w:sz w:val="20"/>
+        </w:rPr>
+        <w:t>-</w:t>
+      </w:r>
+      <w:r>
+        <w:rPr>
+          <w:rFonts w:ascii="Consolas" w:hAnsi="Consolas" w:eastAsia="微软雅黑"/>
+          <w:b/>
+          <w:sz w:val="20"/>
+        </w:rPr>
+        <w:t>f</w:t>
+      </w:r>
+      <w:r>
+        <w:rPr>
+          <w:rFonts w:ascii="微软雅黑" w:hAnsi="微软雅黑" w:eastAsia="微软雅黑"/>
+          <w:b/>
+          <w:sz w:val="20"/>
+        </w:rPr>
+        <w:t xml:space="preserve"> 一律拒收</w:t>
+      </w:r>
+      <w:r>
+        <w:rPr>
+          <w:rFonts w:ascii="微软雅黑" w:hAnsi="微软雅黑" w:eastAsia="微软雅黑"/>
+          <w:b w:val="0"/>
+          <w:sz w:val="20"/>
+        </w:rPr>
+        <w:t>，屏幕侧必须发大写。</w:t>
+      </w:r>
+    </w:p>
+    <w:p>
+      <w:pPr>
+        <w:pStyle w:val="ListBullet"/>
+        <w:spacing w:before="20" w:after="20"/>
+      </w:pPr>
+      <w:r>
+        <w:rPr>
+          <w:rFonts w:ascii="微软雅黑" w:hAnsi="微软雅黑" w:eastAsia="微软雅黑"/>
+          <w:b/>
+          <w:sz w:val="20"/>
+        </w:rPr>
         <w:t>方向：目前只有「屏 → FPGA」一个方向。</w:t>
       </w:r>
       <w:r>
@@ -1007,7 +2748,7 @@
           <w:b w:val="0"/>
           <w:sz w:val="20"/>
         </w:rPr>
-        <w:t>（D12）在 Stage 1 里被硬接成空闲高（</w:t>
+        <w:t>（</w:t>
       </w:r>
       <w:r>
         <w:rPr>
@@ -1015,6 +2756,22 @@
           <w:b w:val="0"/>
           <w:sz w:val="20"/>
         </w:rPr>
+        <w:t>G11</w:t>
+      </w:r>
+      <w:r>
+        <w:rPr>
+          <w:rFonts w:ascii="微软雅黑" w:hAnsi="微软雅黑" w:eastAsia="微软雅黑"/>
+          <w:b w:val="0"/>
+          <w:sz w:val="20"/>
+        </w:rPr>
+        <w:t>）在 Stage 1 里被硬接成空闲高（</w:t>
+      </w:r>
+      <w:r>
+        <w:rPr>
+          <w:rFonts w:ascii="Consolas" w:hAnsi="Consolas" w:eastAsia="微软雅黑"/>
+          <w:b w:val="0"/>
+          <w:sz w:val="20"/>
+        </w:rPr>
         <w:t>assign uart_tx = 1'b1;</w:t>
       </w:r>
       <w:r>
@@ -1039,7 +2796,23 @@
           <w:b w:val="0"/>
           <w:sz w:val="20"/>
         </w:rPr>
-        <w:t xml:space="preserve">——没有 ACK、没有错误码、没有状态回传。这直接决定屏幕 UI 的写法：所有状态只能由屏幕自己记账，唯一的权威回显是 HDMI 画面上的 OSD 面板（第 6 节，第 3 行 </w:t>
+        <w:t>——没有 ACK、没有错误码、没有状态回传。</w:t>
+      </w:r>
+      <w:r>
+        <w:rPr>
+          <w:rFonts w:ascii="微软雅黑" w:hAnsi="微软雅黑" w:eastAsia="微软雅黑"/>
+          <w:b/>
+          <w:sz w:val="20"/>
+        </w:rPr>
+        <w:t>没有回读就意味着链路故障原本完全不可观测</w:t>
+      </w:r>
+      <w:r>
+        <w:rPr>
+          <w:rFonts w:ascii="微软雅黑" w:hAnsi="微软雅黑" w:eastAsia="微软雅黑"/>
+          <w:b w:val="0"/>
+          <w:sz w:val="20"/>
+        </w:rPr>
+        <w:t xml:space="preserve">，所以这一轮加了三只诊断 LED 顶替它，见下面「链路诊断 LED」。这直接决定屏幕 UI 的写法：所有状态只能由屏幕自己记账，唯一的权威回显是 HDMI 画面上的 OSD 面板（第 6 节，第 3 行 </w:t>
       </w:r>
       <w:r>
         <w:rPr>
@@ -15542,7 +17315,7 @@
           <w:i/>
           <w:sz w:val="19"/>
         </w:rPr>
-        <w:t>（A4 横向，6 张表）。那份 docx 是</w:t>
+        <w:t>（A4 横向，8 张表）。那份 docx 是</w:t>
       </w:r>
       <w:r>
         <w:rPr>
@@ -15591,7 +17364,7 @@
           <w:b/>
           <w:sz w:val="20"/>
         </w:rPr>
-        <w:t>三条照抄时的坑</w:t>
+        <w:t>四条照抄时的坑</w:t>
       </w:r>
       <w:r>
         <w:rPr>
@@ -15871,7 +17644,311 @@
           <w:b w:val="0"/>
           <w:sz w:val="20"/>
         </w:rPr>
-        <w:t xml:space="preserve"> 而整帧被丢弃。</w:t>
+        <w:t xml:space="preserve"> 而整帧被丢弃；</w:t>
+      </w:r>
+      <w:r>
+        <w:rPr>
+          <w:rFonts w:ascii="微软雅黑" w:hAnsi="微软雅黑" w:eastAsia="微软雅黑"/>
+          <w:b/>
+          <w:sz w:val="20"/>
+        </w:rPr>
+        <w:t>帧内空格必需，帧间空格有害</w:t>
+      </w:r>
+      <w:r>
+        <w:rPr>
+          <w:rFonts w:ascii="微软雅黑" w:hAnsi="微软雅黑" w:eastAsia="微软雅黑"/>
+          <w:b w:val="0"/>
+          <w:sz w:val="20"/>
+        </w:rPr>
+        <w:t xml:space="preserve">——两条命令之间夹任何一个非 </w:t>
+      </w:r>
+      <w:r>
+        <w:rPr>
+          <w:rFonts w:ascii="Consolas" w:hAnsi="Consolas" w:eastAsia="微软雅黑"/>
+          <w:b w:val="0"/>
+          <w:sz w:val="20"/>
+        </w:rPr>
+        <w:t>0xFF</w:t>
+      </w:r>
+      <w:r>
+        <w:rPr>
+          <w:rFonts w:ascii="微软雅黑" w:hAnsi="微软雅黑" w:eastAsia="微软雅黑"/>
+          <w:b w:val="0"/>
+          <w:sz w:val="20"/>
+        </w:rPr>
+        <w:t xml:space="preserve"> 字节（空格、CR、LF 都一样）会</w:t>
+      </w:r>
+      <w:r>
+        <w:rPr>
+          <w:rFonts w:ascii="微软雅黑" w:hAnsi="微软雅黑" w:eastAsia="微软雅黑"/>
+          <w:b/>
+          <w:sz w:val="20"/>
+        </w:rPr>
+        <w:t>静默吃掉后面那一条</w:t>
+      </w:r>
+      <w:r>
+        <w:rPr>
+          <w:rFonts w:ascii="微软雅黑" w:hAnsi="微软雅黑" w:eastAsia="微软雅黑"/>
+          <w:b w:val="0"/>
+          <w:sz w:val="20"/>
+        </w:rPr>
+        <w:t xml:space="preserve">：它不是 </w:t>
+      </w:r>
+      <w:r>
+        <w:rPr>
+          <w:rFonts w:ascii="Consolas" w:hAnsi="Consolas" w:eastAsia="微软雅黑"/>
+          <w:b w:val="0"/>
+          <w:sz w:val="20"/>
+        </w:rPr>
+        <w:t>0xFF</w:t>
+      </w:r>
+      <w:r>
+        <w:rPr>
+          <w:rFonts w:ascii="微软雅黑" w:hAnsi="微软雅黑" w:eastAsia="微软雅黑"/>
+          <w:b w:val="0"/>
+          <w:sz w:val="20"/>
+        </w:rPr>
+        <w:t xml:space="preserve">，所以走负载分支，而上一帧派发时 </w:t>
+      </w:r>
+      <w:r>
+        <w:rPr>
+          <w:rFonts w:ascii="Consolas" w:hAnsi="Consolas" w:eastAsia="微软雅黑"/>
+          <w:b w:val="0"/>
+          <w:sz w:val="20"/>
+        </w:rPr>
+        <w:t>clen</w:t>
+      </w:r>
+      <w:r>
+        <w:rPr>
+          <w:rFonts w:ascii="微软雅黑" w:hAnsi="微软雅黑" w:eastAsia="微软雅黑"/>
+          <w:b w:val="0"/>
+          <w:sz w:val="20"/>
+        </w:rPr>
+        <w:t xml:space="preserve"> 已被无条件清零，于是它被当成新帧的 </w:t>
+      </w:r>
+      <w:r>
+        <w:rPr>
+          <w:rFonts w:ascii="Consolas" w:hAnsi="Consolas" w:eastAsia="微软雅黑"/>
+          <w:b w:val="0"/>
+          <w:sz w:val="20"/>
+        </w:rPr>
+        <w:t>c0</w:t>
+      </w:r>
+      <w:r>
+        <w:rPr>
+          <w:rFonts w:ascii="微软雅黑" w:hAnsi="微软雅黑" w:eastAsia="微软雅黑"/>
+          <w:b w:val="0"/>
+          <w:sz w:val="20"/>
+        </w:rPr>
+        <w:t xml:space="preserve"> 收下，紧随的关键字四字节落到 </w:t>
+      </w:r>
+      <w:r>
+        <w:rPr>
+          <w:rFonts w:ascii="Consolas" w:hAnsi="Consolas" w:eastAsia="微软雅黑"/>
+          <w:b w:val="0"/>
+          <w:sz w:val="20"/>
+        </w:rPr>
+        <w:t>c1</w:t>
+      </w:r>
+      <w:r>
+        <w:rPr>
+          <w:rFonts w:ascii="微软雅黑" w:hAnsi="微软雅黑" w:eastAsia="微软雅黑"/>
+          <w:b w:val="0"/>
+          <w:sz w:val="20"/>
+        </w:rPr>
+        <w:t>~</w:t>
+      </w:r>
+      <w:r>
+        <w:rPr>
+          <w:rFonts w:ascii="Consolas" w:hAnsi="Consolas" w:eastAsia="微软雅黑"/>
+          <w:b w:val="0"/>
+          <w:sz w:val="20"/>
+        </w:rPr>
+        <w:t>c4</w:t>
+      </w:r>
+      <w:r>
+        <w:rPr>
+          <w:rFonts w:ascii="微软雅黑" w:hAnsi="微软雅黑" w:eastAsia="微软雅黑"/>
+          <w:b w:val="0"/>
+          <w:sz w:val="20"/>
+        </w:rPr>
+        <w:t>，</w:t>
+      </w:r>
+      <w:r>
+        <w:rPr>
+          <w:rFonts w:ascii="Consolas" w:hAnsi="Consolas" w:eastAsia="微软雅黑"/>
+          <w:b w:val="0"/>
+          <w:sz w:val="20"/>
+        </w:rPr>
+        <w:t>{c0,c1,c2,c3}</w:t>
+      </w:r>
+      <w:r>
+        <w:rPr>
+          <w:rFonts w:ascii="微软雅黑" w:hAnsi="微软雅黑" w:eastAsia="微软雅黑"/>
+          <w:b w:val="0"/>
+          <w:sz w:val="20"/>
+        </w:rPr>
+        <w:t xml:space="preserve"> 变成 </w:t>
+      </w:r>
+      <w:r>
+        <w:rPr>
+          <w:rFonts w:ascii="Consolas" w:hAnsi="Consolas" w:eastAsia="微软雅黑"/>
+          <w:b w:val="0"/>
+          <w:sz w:val="20"/>
+        </w:rPr>
+        <w:t>" NEX"</w:t>
+      </w:r>
+      <w:r>
+        <w:rPr>
+          <w:rFonts w:ascii="微软雅黑" w:hAnsi="微软雅黑" w:eastAsia="微软雅黑"/>
+          <w:b w:val="0"/>
+          <w:sz w:val="20"/>
+        </w:rPr>
+        <w:t xml:space="preserve"> 而非 </w:t>
+      </w:r>
+      <w:r>
+        <w:rPr>
+          <w:rFonts w:ascii="Consolas" w:hAnsi="Consolas" w:eastAsia="微软雅黑"/>
+          <w:b w:val="0"/>
+          <w:sz w:val="20"/>
+        </w:rPr>
+        <w:t>"NEXT"</w:t>
+      </w:r>
+      <w:r>
+        <w:rPr>
+          <w:rFonts w:ascii="微软雅黑" w:hAnsi="微软雅黑" w:eastAsia="微软雅黑"/>
+          <w:b w:val="0"/>
+          <w:sz w:val="20"/>
+        </w:rPr>
+        <w:t xml:space="preserve">，掉进 </w:t>
+      </w:r>
+      <w:r>
+        <w:rPr>
+          <w:rFonts w:ascii="Consolas" w:hAnsi="Consolas" w:eastAsia="微软雅黑"/>
+          <w:b w:val="0"/>
+          <w:sz w:val="20"/>
+        </w:rPr>
+        <w:t>default</w:t>
+      </w:r>
+      <w:r>
+        <w:rPr>
+          <w:rFonts w:ascii="微软雅黑" w:hAnsi="微软雅黑" w:eastAsia="微软雅黑"/>
+          <w:b w:val="0"/>
+          <w:sz w:val="20"/>
+        </w:rPr>
+        <w:t xml:space="preserve"> 被丢弃（即便侥幸对上，</w:t>
+      </w:r>
+      <w:r>
+        <w:rPr>
+          <w:rFonts w:ascii="Consolas" w:hAnsi="Consolas" w:eastAsia="微软雅黑"/>
+          <w:b w:val="0"/>
+          <w:sz w:val="20"/>
+        </w:rPr>
+        <w:t>clen</w:t>
+      </w:r>
+      <w:r>
+        <w:rPr>
+          <w:rFonts w:ascii="微软雅黑" w:hAnsi="微软雅黑" w:eastAsia="微软雅黑"/>
+          <w:b w:val="0"/>
+          <w:sz w:val="20"/>
+        </w:rPr>
+        <w:t xml:space="preserve"> 也已是 5 而非 4，第二道守卫照样拦下）。因为派发点上 </w:t>
+      </w:r>
+      <w:r>
+        <w:rPr>
+          <w:rFonts w:ascii="Consolas" w:hAnsi="Consolas" w:eastAsia="微软雅黑"/>
+          <w:b w:val="0"/>
+          <w:sz w:val="20"/>
+        </w:rPr>
+        <w:t>ffc</w:t>
+      </w:r>
+      <w:r>
+        <w:rPr>
+          <w:rFonts w:ascii="微软雅黑" w:hAnsi="微软雅黑" w:eastAsia="微软雅黑"/>
+          <w:b w:val="0"/>
+          <w:sz w:val="20"/>
+        </w:rPr>
+        <w:t>/</w:t>
+      </w:r>
+      <w:r>
+        <w:rPr>
+          <w:rFonts w:ascii="Consolas" w:hAnsi="Consolas" w:eastAsia="微软雅黑"/>
+          <w:b w:val="0"/>
+          <w:sz w:val="20"/>
+        </w:rPr>
+        <w:t>clen</w:t>
+      </w:r>
+      <w:r>
+        <w:rPr>
+          <w:rFonts w:ascii="微软雅黑" w:hAnsi="微软雅黑" w:eastAsia="微软雅黑"/>
+          <w:b w:val="0"/>
+          <w:sz w:val="20"/>
+        </w:rPr>
+        <w:t xml:space="preserve"> 的清零与匹配成功与否无关，被污染的那一帧在失败的同时也把缓冲区擦干净了，</w:t>
+      </w:r>
+      <w:r>
+        <w:rPr>
+          <w:rFonts w:ascii="微软雅黑" w:hAnsi="微软雅黑" w:eastAsia="微软雅黑"/>
+          <w:b/>
+          <w:sz w:val="20"/>
+        </w:rPr>
+        <w:t>再下一条正常生效</w:t>
+      </w:r>
+      <w:r>
+        <w:rPr>
+          <w:rFonts w:ascii="微软雅黑" w:hAnsi="微软雅黑" w:eastAsia="微软雅黑"/>
+          <w:b w:val="0"/>
+          <w:sz w:val="20"/>
+        </w:rPr>
+        <w:t>——净损失恒定为一条，现象是「按一次没反应、再按一次才有反应」的</w:t>
+      </w:r>
+      <w:r>
+        <w:rPr>
+          <w:rFonts w:ascii="微软雅黑" w:hAnsi="微软雅黑" w:eastAsia="微软雅黑"/>
+          <w:b/>
+          <w:sz w:val="20"/>
+        </w:rPr>
+        <w:t>交替失灵</w:t>
+      </w:r>
+      <w:r>
+        <w:rPr>
+          <w:rFonts w:ascii="微软雅黑" w:hAnsi="微软雅黑" w:eastAsia="微软雅黑"/>
+          <w:b w:val="0"/>
+          <w:sz w:val="20"/>
+        </w:rPr>
+        <w:t>，看到这个节律基本可以锁定是帧间填充字节而不是波特率或接线。反过来，</w:t>
+      </w:r>
+      <w:r>
+        <w:rPr>
+          <w:rFonts w:ascii="微软雅黑" w:hAnsi="微软雅黑" w:eastAsia="微软雅黑"/>
+          <w:b/>
+          <w:sz w:val="20"/>
+        </w:rPr>
+        <w:t>两帧之间不需要留任何间隔</w:t>
+      </w:r>
+      <w:r>
+        <w:rPr>
+          <w:rFonts w:ascii="微软雅黑" w:hAnsi="微软雅黑" w:eastAsia="微软雅黑"/>
+          <w:b w:val="0"/>
+          <w:sz w:val="20"/>
+        </w:rPr>
+        <w:t xml:space="preserve">：第 3 个 </w:t>
+      </w:r>
+      <w:r>
+        <w:rPr>
+          <w:rFonts w:ascii="Consolas" w:hAnsi="Consolas" w:eastAsia="微软雅黑"/>
+          <w:b w:val="0"/>
+          <w:sz w:val="20"/>
+        </w:rPr>
+        <w:t>0xFF</w:t>
+      </w:r>
+      <w:r>
+        <w:rPr>
+          <w:rFonts w:ascii="微软雅黑" w:hAnsi="微软雅黑" w:eastAsia="微软雅黑"/>
+          <w:b w:val="0"/>
+          <w:sz w:val="20"/>
+        </w:rPr>
+        <w:t xml:space="preserve"> 到达的当拍就派发并清零，终止符本身就是分隔符，一个事件里连写多条命令是安全的。</w:t>
       </w:r>
     </w:p>
     <w:p>
@@ -19704,7 +21781,7 @@
           <w:b w:val="0"/>
           <w:sz w:val="20"/>
         </w:rPr>
-        <w:t xml:space="preserve">：Type-C 枚举不通 → 改 </w:t>
+        <w:t>：J1 飞线（</w:t>
       </w:r>
       <w:r>
         <w:rPr>
@@ -19712,6 +21789,54 @@
           <w:b w:val="0"/>
           <w:sz w:val="20"/>
         </w:rPr>
+        <w:t>uart_rx = D14</w:t>
+      </w:r>
+      <w:r>
+        <w:rPr>
+          <w:rFonts w:ascii="微软雅黑" w:hAnsi="微软雅黑" w:eastAsia="微软雅黑"/>
+          <w:b w:val="0"/>
+          <w:sz w:val="20"/>
+        </w:rPr>
+        <w:t>、</w:t>
+      </w:r>
+      <w:r>
+        <w:rPr>
+          <w:rFonts w:ascii="Consolas" w:hAnsi="Consolas" w:eastAsia="微软雅黑"/>
+          <w:b w:val="0"/>
+          <w:sz w:val="20"/>
+        </w:rPr>
+        <w:t>uart_tx = G11</w:t>
+      </w:r>
+      <w:r>
+        <w:rPr>
+          <w:rFonts w:ascii="微软雅黑" w:hAnsi="微软雅黑" w:eastAsia="微软雅黑"/>
+          <w:b w:val="0"/>
+          <w:sz w:val="20"/>
+        </w:rPr>
+        <w:t>）是当前接法，</w:t>
+      </w:r>
+      <w:r>
+        <w:rPr>
+          <w:rFonts w:ascii="微软雅黑" w:hAnsi="微软雅黑" w:eastAsia="微软雅黑"/>
+          <w:b/>
+          <w:sz w:val="20"/>
+        </w:rPr>
+        <w:t>已上板验证</w:t>
+      </w:r>
+      <w:r>
+        <w:rPr>
+          <w:rFonts w:ascii="微软雅黑" w:hAnsi="微软雅黑" w:eastAsia="微软雅黑"/>
+          <w:b w:val="0"/>
+          <w:sz w:val="20"/>
+        </w:rPr>
+        <w:t xml:space="preserve">；把 </w:t>
+      </w:r>
+      <w:r>
+        <w:rPr>
+          <w:rFonts w:ascii="Consolas" w:hAnsi="Consolas" w:eastAsia="微软雅黑"/>
+          <w:b w:val="0"/>
+          <w:sz w:val="20"/>
+        </w:rPr>
         <w:t>pin.adc</w:t>
       </w:r>
       <w:r>
@@ -19736,7 +21861,55 @@
           <w:b w:val="0"/>
           <w:sz w:val="20"/>
         </w:rPr>
-        <w:t xml:space="preserve"> 到 GPIO 排针 TTL 飞线，RTL 不动。</w:t>
+        <w:t xml:space="preserve"> 改回 </w:t>
+      </w:r>
+      <w:r>
+        <w:rPr>
+          <w:rFonts w:ascii="Consolas" w:hAnsi="Consolas" w:eastAsia="微软雅黑"/>
+          <w:b w:val="0"/>
+          <w:sz w:val="20"/>
+        </w:rPr>
+        <w:t>F12</w:t>
+      </w:r>
+      <w:r>
+        <w:rPr>
+          <w:rFonts w:ascii="微软雅黑" w:hAnsi="微软雅黑" w:eastAsia="微软雅黑"/>
+          <w:b w:val="0"/>
+          <w:sz w:val="20"/>
+        </w:rPr>
+        <w:t xml:space="preserve"> / </w:t>
+      </w:r>
+      <w:r>
+        <w:rPr>
+          <w:rFonts w:ascii="Consolas" w:hAnsi="Consolas" w:eastAsia="微软雅黑"/>
+          <w:b w:val="0"/>
+          <w:sz w:val="20"/>
+        </w:rPr>
+        <w:t>D12</w:t>
+      </w:r>
+      <w:r>
+        <w:rPr>
+          <w:rFonts w:ascii="微软雅黑" w:hAnsi="微软雅黑" w:eastAsia="微软雅黑"/>
+          <w:b w:val="0"/>
+          <w:sz w:val="20"/>
+        </w:rPr>
+        <w:t xml:space="preserve"> 即退回板载 CH340 / Type-C，RTL 不动。但那条路</w:t>
+      </w:r>
+      <w:r>
+        <w:rPr>
+          <w:rFonts w:ascii="微软雅黑" w:hAnsi="微软雅黑" w:eastAsia="微软雅黑"/>
+          <w:b/>
+          <w:sz w:val="20"/>
+        </w:rPr>
+        <w:t>已实测不通</w:t>
+      </w:r>
+      <w:r>
+        <w:rPr>
+          <w:rFonts w:ascii="微软雅黑" w:hAnsi="微软雅黑" w:eastAsia="微软雅黑"/>
+          <w:b w:val="0"/>
+          <w:sz w:val="20"/>
+        </w:rPr>
+        <w:t>（两端都是 USB 从设备，无 Host 枚举），只在换成 PC 中转之类真有 Host 的场景下才有意义。</w:t>
       </w:r>
     </w:p>
     <w:p>
@@ -20302,7 +22475,39 @@
           <w:b w:val="0"/>
           <w:sz w:val="20"/>
         </w:rPr>
-        <w:t xml:space="preserve"> 真的只能从串口到达。全部 </w:t>
+        <w:t xml:space="preserve"> 真的只能从串口到达。F 链路诊断 LED（</w:t>
+      </w:r>
+      <w:r>
+        <w:rPr>
+          <w:rFonts w:ascii="Consolas" w:hAnsi="Consolas" w:eastAsia="微软雅黑"/>
+          <w:b w:val="0"/>
+          <w:sz w:val="20"/>
+        </w:rPr>
+        <w:t>dbg_rx_toggle</w:t>
+      </w:r>
+      <w:r>
+        <w:rPr>
+          <w:rFonts w:ascii="微软雅黑" w:hAnsi="微软雅黑" w:eastAsia="微软雅黑"/>
+          <w:b w:val="0"/>
+          <w:sz w:val="20"/>
+        </w:rPr>
+        <w:t>/</w:t>
+      </w:r>
+      <w:r>
+        <w:rPr>
+          <w:rFonts w:ascii="Consolas" w:hAnsi="Consolas" w:eastAsia="微软雅黑"/>
+          <w:b w:val="0"/>
+          <w:sz w:val="20"/>
+        </w:rPr>
+        <w:t>dbg_rx_ff</w:t>
+      </w:r>
+      <w:r>
+        <w:rPr>
+          <w:rFonts w:ascii="微软雅黑" w:hAnsi="微软雅黑" w:eastAsia="微软雅黑"/>
+          <w:b w:val="0"/>
+          <w:sz w:val="20"/>
+        </w:rPr>
+        <w:t xml:space="preserve"> 的</w:t>
       </w:r>
       <w:r>
         <w:rPr>
@@ -20310,7 +22515,87 @@
           <w:b/>
           <w:sz w:val="20"/>
         </w:rPr>
-        <w:t>95</w:t>
+        <w:t>纯观测性</w:t>
+      </w:r>
+      <w:r>
+        <w:rPr>
+          <w:rFonts w:ascii="微软雅黑" w:hAnsi="微软雅黑" w:eastAsia="微软雅黑"/>
+          <w:b w:val="0"/>
+          <w:sz w:val="20"/>
+        </w:rPr>
+        <w:t xml:space="preserve">：零流量时两只都停在复位值且不误派发；干净帧三层全响应；「有字节无终止符」「只给 2 个 </w:t>
+      </w:r>
+      <w:r>
+        <w:rPr>
+          <w:rFonts w:ascii="Consolas" w:hAnsi="Consolas" w:eastAsia="微软雅黑"/>
+          <w:b w:val="0"/>
+          <w:sz w:val="20"/>
+        </w:rPr>
+        <w:t>0xFF</w:t>
+      </w:r>
+      <w:r>
+        <w:rPr>
+          <w:rFonts w:ascii="微软雅黑" w:hAnsi="微软雅黑" w:eastAsia="微软雅黑"/>
+          <w:b w:val="0"/>
+          <w:sz w:val="20"/>
+        </w:rPr>
+        <w:t>」「帧被接受」三种签名各自可区分；另外锁定</w:t>
+      </w:r>
+      <w:r>
+        <w:rPr>
+          <w:rFonts w:ascii="微软雅黑" w:hAnsi="微软雅黑" w:eastAsia="微软雅黑"/>
+          <w:b/>
+          <w:sz w:val="20"/>
+        </w:rPr>
+        <w:t>背靠背零间隔两帧都能派发</w:t>
+      </w:r>
+      <w:r>
+        <w:rPr>
+          <w:rFonts w:ascii="微软雅黑" w:hAnsi="微软雅黑" w:eastAsia="微软雅黑"/>
+          <w:b w:val="0"/>
+          <w:sz w:val="20"/>
+        </w:rPr>
+        <w:t>与</w:t>
+      </w:r>
+      <w:r>
+        <w:rPr>
+          <w:rFonts w:ascii="微软雅黑" w:hAnsi="微软雅黑" w:eastAsia="微软雅黑"/>
+          <w:b/>
+          <w:sz w:val="20"/>
+        </w:rPr>
+        <w:t xml:space="preserve">帧间夹一个 </w:t>
+      </w:r>
+      <w:r>
+        <w:rPr>
+          <w:rFonts w:ascii="Consolas" w:hAnsi="Consolas" w:eastAsia="微软雅黑"/>
+          <w:b/>
+          <w:sz w:val="20"/>
+        </w:rPr>
+        <w:t>0x20</w:t>
+      </w:r>
+      <w:r>
+        <w:rPr>
+          <w:rFonts w:ascii="微软雅黑" w:hAnsi="微软雅黑" w:eastAsia="微软雅黑"/>
+          <w:b/>
+          <w:sz w:val="20"/>
+        </w:rPr>
+        <w:t xml:space="preserve"> 恰好牺牲下一帧然后自愈</w:t>
+      </w:r>
+      <w:r>
+        <w:rPr>
+          <w:rFonts w:ascii="微软雅黑" w:hAnsi="微软雅黑" w:eastAsia="微软雅黑"/>
+          <w:b w:val="0"/>
+          <w:sz w:val="20"/>
+        </w:rPr>
+        <w:t xml:space="preserve">这两条屏幕工程依赖的成帧性质）。全部 </w:t>
+      </w:r>
+      <w:r>
+        <w:rPr>
+          <w:rFonts w:ascii="微软雅黑" w:hAnsi="微软雅黑" w:eastAsia="微软雅黑"/>
+          <w:b/>
+          <w:sz w:val="20"/>
+        </w:rPr>
+        <w:t>101</w:t>
       </w:r>
       <w:r>
         <w:rPr>
@@ -20384,7 +22669,23 @@
           <w:b w:val="0"/>
           <w:sz w:val="20"/>
         </w:rPr>
-        <w:t xml:space="preserve"> 目前恒为空闲高（Stage 1 只做 RX 控制）。状态回传（把 </w:t>
+        <w:t xml:space="preserve"> 目前恒为空闲高（Stage 1 只做 RX 控制）。Stage 1 已于 </w:t>
+      </w:r>
+      <w:r>
+        <w:rPr>
+          <w:rFonts w:ascii="微软雅黑" w:hAnsi="微软雅黑" w:eastAsia="微软雅黑"/>
+          <w:b/>
+          <w:sz w:val="20"/>
+        </w:rPr>
+        <w:t>2026-09-11 上板验证通过</w:t>
+      </w:r>
+      <w:r>
+        <w:rPr>
+          <w:rFonts w:ascii="微软雅黑" w:hAnsi="微软雅黑" w:eastAsia="微软雅黑"/>
+          <w:b w:val="0"/>
+          <w:sz w:val="20"/>
+        </w:rPr>
+        <w:t xml:space="preserve">，状态回传（把 </w:t>
       </w:r>
       <w:r>
         <w:rPr>
@@ -20400,7 +22701,23 @@
           <w:b w:val="0"/>
           <w:sz w:val="20"/>
         </w:rPr>
-        <w:t xml:space="preserve"> / 亮度 / 自动开关 / 模式实时发回屏幕文本控件）留到 Stage 1 上板验证通过后再接，用 </w:t>
+        <w:t xml:space="preserve"> / 亮度 / 自动开关 / 模式实时发回屏幕文本控件）的前置条件因此已满足，但</w:t>
+      </w:r>
+      <w:r>
+        <w:rPr>
+          <w:rFonts w:ascii="微软雅黑" w:hAnsi="微软雅黑" w:eastAsia="微软雅黑"/>
+          <w:b/>
+          <w:sz w:val="20"/>
+        </w:rPr>
+        <w:t>仍未实现</w:t>
+      </w:r>
+      <w:r>
+        <w:rPr>
+          <w:rFonts w:ascii="微软雅黑" w:hAnsi="微软雅黑" w:eastAsia="微软雅黑"/>
+          <w:b w:val="0"/>
+          <w:sz w:val="20"/>
+        </w:rPr>
+        <w:t xml:space="preserve">、也仍是可选增益；接的时候用 </w:t>
       </w:r>
       <w:r>
         <w:rPr>
